--- a/Ethical_Hacking/Server_Side_Attacks/Metasploit_FTP_Vulnerability.docx
+++ b/Ethical_Hacking/Server_Side_Attacks/Metasploit_FTP_Vulnerability.docx
@@ -1,12 +1,12 @@
 
 <file path=word/document.xml><?xml version="1.0" encoding="utf-8"?>
-<w:document xmlns:wpc="http://schemas.microsoft.com/office/word/2010/wordprocessingCanvas" xmlns:cx="http://schemas.microsoft.com/office/drawing/2014/chartex" xmlns:cx1="http://schemas.microsoft.com/office/drawing/2015/9/8/chartex" xmlns:cx2="http://schemas.microsoft.com/office/drawing/2015/10/21/chartex" xmlns:cx3="http://schemas.microsoft.com/office/drawing/2016/5/9/chartex" xmlns:cx4="http://schemas.microsoft.com/office/drawing/2016/5/10/chartex" xmlns:cx5="http://schemas.microsoft.com/office/drawing/2016/5/11/chartex" xmlns:cx6="http://schemas.microsoft.com/office/drawing/2016/5/12/chartex" xmlns:cx7="http://schemas.microsoft.com/office/drawing/2016/5/13/chartex" xmlns:cx8="http://schemas.microsoft.com/office/drawing/2016/5/14/chartex" xmlns:mc="http://schemas.openxmlformats.org/markup-compatibility/2006" xmlns:aink="http://schemas.microsoft.com/office/drawing/2016/ink" xmlns:am3d="http://schemas.microsoft.com/office/drawing/2017/model3d" xmlns:o="urn:schemas-microsoft-com:office:office" xmlns:r="http://schemas.openxmlformats.org/officeDocument/2006/relationships" xmlns:m="http://schemas.openxmlformats.org/officeDocument/2006/math" xmlns:v="urn:schemas-microsoft-com:vml" xmlns:wp14="http://schemas.microsoft.com/office/word/2010/wordprocessingDrawing" xmlns:wp="http://schemas.openxmlformats.org/drawingml/2006/wordprocessingDrawing" xmlns:w10="urn:schemas-microsoft-com:office:word" xmlns:w="http://schemas.openxmlformats.org/wordprocessingml/2006/main" xmlns:w14="http://schemas.microsoft.com/office/word/2010/wordml" xmlns:w15="http://schemas.microsoft.com/office/word/2012/wordml" xmlns:w16cid="http://schemas.microsoft.com/office/word/2016/wordml/cid" xmlns:w16se="http://schemas.microsoft.com/office/word/2015/wordml/symex" xmlns:wpg="http://schemas.microsoft.com/office/word/2010/wordprocessingGroup" xmlns:wpi="http://schemas.microsoft.com/office/word/2010/wordprocessingInk" xmlns:wne="http://schemas.microsoft.com/office/word/2006/wordml" xmlns:wps="http://schemas.microsoft.com/office/word/2010/wordprocessingShape" mc:Ignorable="w14 w15 w16se w16cid wp14">
+<w:document xmlns:wpc="http://schemas.microsoft.com/office/word/2010/wordprocessingCanvas" xmlns:cx="http://schemas.microsoft.com/office/drawing/2014/chartex" xmlns:cx1="http://schemas.microsoft.com/office/drawing/2015/9/8/chartex" xmlns:cx2="http://schemas.microsoft.com/office/drawing/2015/10/21/chartex" xmlns:cx3="http://schemas.microsoft.com/office/drawing/2016/5/9/chartex" xmlns:cx4="http://schemas.microsoft.com/office/drawing/2016/5/10/chartex" xmlns:cx5="http://schemas.microsoft.com/office/drawing/2016/5/11/chartex" xmlns:cx6="http://schemas.microsoft.com/office/drawing/2016/5/12/chartex" xmlns:cx7="http://schemas.microsoft.com/office/drawing/2016/5/13/chartex" xmlns:cx8="http://schemas.microsoft.com/office/drawing/2016/5/14/chartex" xmlns:mc="http://schemas.openxmlformats.org/markup-compatibility/2006" xmlns:aink="http://schemas.microsoft.com/office/drawing/2016/ink" xmlns:am3d="http://schemas.microsoft.com/office/drawing/2017/model3d" xmlns:o="urn:schemas-microsoft-com:office:office" xmlns:oel="http://schemas.microsoft.com/office/2019/extlst" xmlns:r="http://schemas.openxmlformats.org/officeDocument/2006/relationships" xmlns:m="http://schemas.openxmlformats.org/officeDocument/2006/math" xmlns:v="urn:schemas-microsoft-com:vml" xmlns:wp14="http://schemas.microsoft.com/office/word/2010/wordprocessingDrawing" xmlns:wp="http://schemas.openxmlformats.org/drawingml/2006/wordprocessingDrawing" xmlns:w10="urn:schemas-microsoft-com:office:word" xmlns:w="http://schemas.openxmlformats.org/wordprocessingml/2006/main" xmlns:w14="http://schemas.microsoft.com/office/word/2010/wordml" xmlns:w15="http://schemas.microsoft.com/office/word/2012/wordml" xmlns:w16cex="http://schemas.microsoft.com/office/word/2018/wordml/cex" xmlns:w16cid="http://schemas.microsoft.com/office/word/2016/wordml/cid" xmlns:w16="http://schemas.microsoft.com/office/word/2018/wordml" xmlns:w16du="http://schemas.microsoft.com/office/word/2023/wordml/word16du" xmlns:w16sdtdh="http://schemas.microsoft.com/office/word/2020/wordml/sdtdatahash" xmlns:w16sdtfl="http://schemas.microsoft.com/office/word/2024/wordml/sdtformatlock" xmlns:w16se="http://schemas.microsoft.com/office/word/2015/wordml/symex" xmlns:wpg="http://schemas.microsoft.com/office/word/2010/wordprocessingGroup" xmlns:wpi="http://schemas.microsoft.com/office/word/2010/wordprocessingInk" xmlns:wne="http://schemas.microsoft.com/office/word/2006/wordml" xmlns:wps="http://schemas.microsoft.com/office/word/2010/wordprocessingShape" mc:Ignorable="w14 w15 w16se w16cid w16 w16cex w16sdtdh w16sdtfl w16du wp14">
   <w:body>
     <w:p>
       <w:pPr>
         <w:pStyle w:val="Heading1"/>
       </w:pPr>
-      <w:bookmarkStart w:id="0" w:name="_Toc87555026"/>
+      <w:bookmarkStart w:id="0" w:name="_Toc193639162"/>
       <w:r>
         <w:t xml:space="preserve">Metasploit </w:t>
       </w:r>
@@ -65,8 +65,9 @@
             <w:rPr>
               <w:rFonts w:asciiTheme="minorHAnsi" w:eastAsiaTheme="minorEastAsia" w:hAnsiTheme="minorHAnsi" w:cstheme="minorBidi"/>
               <w:noProof/>
-              <w:sz w:val="22"/>
-              <w:szCs w:val="22"/>
+              <w:kern w:val="2"/>
+              <w:sz w:val="24"/>
+              <w14:ligatures w14:val="standardContextual"/>
             </w:rPr>
           </w:pPr>
           <w:r>
@@ -78,7 +79,7 @@
           <w:r>
             <w:fldChar w:fldCharType="separate"/>
           </w:r>
-          <w:hyperlink w:anchor="_Toc87555026" w:history="1">
+          <w:hyperlink w:anchor="_Toc193639162" w:history="1">
             <w:r>
               <w:rPr>
                 <w:rStyle w:val="Hyperlink"/>
@@ -105,7 +106,79 @@
                 <w:noProof/>
                 <w:webHidden/>
               </w:rPr>
-              <w:instrText xml:space="preserve"> PAGEREF _Toc87555026 \h </w:instrText>
+              <w:instrText xml:space="preserve"> PAGEREF _Toc193639162 \h </w:instrText>
+            </w:r>
+            <w:r>
+              <w:rPr>
+                <w:noProof/>
+                <w:webHidden/>
+              </w:rPr>
+            </w:r>
+            <w:r>
+              <w:rPr>
+                <w:noProof/>
+                <w:webHidden/>
+              </w:rPr>
+              <w:fldChar w:fldCharType="separate"/>
+            </w:r>
+            <w:r>
+              <w:rPr>
+                <w:noProof/>
+                <w:webHidden/>
+              </w:rPr>
+              <w:t>1</w:t>
+            </w:r>
+            <w:r>
+              <w:rPr>
+                <w:noProof/>
+                <w:webHidden/>
+              </w:rPr>
+              <w:fldChar w:fldCharType="end"/>
+            </w:r>
+          </w:hyperlink>
+        </w:p>
+        <w:p>
+          <w:pPr>
+            <w:pStyle w:val="TOC1"/>
+            <w:tabs>
+              <w:tab w:val="right" w:leader="dot" w:pos="9350"/>
+            </w:tabs>
+            <w:rPr>
+              <w:rFonts w:asciiTheme="minorHAnsi" w:eastAsiaTheme="minorEastAsia" w:hAnsiTheme="minorHAnsi" w:cstheme="minorBidi"/>
+              <w:noProof/>
+              <w:kern w:val="2"/>
+              <w:sz w:val="24"/>
+              <w14:ligatures w14:val="standardContextual"/>
+            </w:rPr>
+          </w:pPr>
+          <w:hyperlink w:anchor="_Toc193639163" w:history="1">
+            <w:r>
+              <w:rPr>
+                <w:rStyle w:val="Hyperlink"/>
+                <w:noProof/>
+              </w:rPr>
+              <w:t>Find and Exploit the Vulnerability</w:t>
+            </w:r>
+            <w:r>
+              <w:rPr>
+                <w:noProof/>
+                <w:webHidden/>
+              </w:rPr>
+              <w:tab/>
+            </w:r>
+            <w:r>
+              <w:rPr>
+                <w:noProof/>
+                <w:webHidden/>
+              </w:rPr>
+              <w:fldChar w:fldCharType="begin"/>
+            </w:r>
+            <w:r>
+              <w:rPr>
+                <w:noProof/>
+                <w:webHidden/>
+              </w:rPr>
+              <w:instrText xml:space="preserve"> PAGEREF _Toc193639163 \h </w:instrText>
             </w:r>
             <w:r>
               <w:rPr>
@@ -145,153 +218,12 @@
             <w:rPr>
               <w:rFonts w:asciiTheme="minorHAnsi" w:eastAsiaTheme="minorEastAsia" w:hAnsiTheme="minorHAnsi" w:cstheme="minorBidi"/>
               <w:noProof/>
-              <w:sz w:val="22"/>
-              <w:szCs w:val="22"/>
+              <w:kern w:val="2"/>
+              <w:sz w:val="24"/>
+              <w14:ligatures w14:val="standardContextual"/>
             </w:rPr>
           </w:pPr>
-          <w:hyperlink w:anchor="_Toc87555027" w:history="1">
-            <w:r>
-              <w:rPr>
-                <w:rStyle w:val="Hyperlink"/>
-                <w:noProof/>
-              </w:rPr>
-              <w:t>How to Create Screenshots</w:t>
-            </w:r>
-            <w:r>
-              <w:rPr>
-                <w:noProof/>
-                <w:webHidden/>
-              </w:rPr>
-              <w:tab/>
-            </w:r>
-            <w:r>
-              <w:rPr>
-                <w:noProof/>
-                <w:webHidden/>
-              </w:rPr>
-              <w:fldChar w:fldCharType="begin"/>
-            </w:r>
-            <w:r>
-              <w:rPr>
-                <w:noProof/>
-                <w:webHidden/>
-              </w:rPr>
-              <w:instrText xml:space="preserve"> PAGEREF _Toc87555027 \h </w:instrText>
-            </w:r>
-            <w:r>
-              <w:rPr>
-                <w:noProof/>
-                <w:webHidden/>
-              </w:rPr>
-            </w:r>
-            <w:r>
-              <w:rPr>
-                <w:noProof/>
-                <w:webHidden/>
-              </w:rPr>
-              <w:fldChar w:fldCharType="separate"/>
-            </w:r>
-            <w:r>
-              <w:rPr>
-                <w:noProof/>
-                <w:webHidden/>
-              </w:rPr>
-              <w:t>1</w:t>
-            </w:r>
-            <w:r>
-              <w:rPr>
-                <w:noProof/>
-                <w:webHidden/>
-              </w:rPr>
-              <w:fldChar w:fldCharType="end"/>
-            </w:r>
-          </w:hyperlink>
-        </w:p>
-        <w:p>
-          <w:pPr>
-            <w:pStyle w:val="TOC1"/>
-            <w:tabs>
-              <w:tab w:val="right" w:leader="dot" w:pos="9350"/>
-            </w:tabs>
-            <w:rPr>
-              <w:rFonts w:asciiTheme="minorHAnsi" w:eastAsiaTheme="minorEastAsia" w:hAnsiTheme="minorHAnsi" w:cstheme="minorBidi"/>
-              <w:noProof/>
-              <w:sz w:val="22"/>
-              <w:szCs w:val="22"/>
-            </w:rPr>
-          </w:pPr>
-          <w:hyperlink w:anchor="_Toc87555028" w:history="1">
-            <w:r>
-              <w:rPr>
-                <w:rStyle w:val="Hyperlink"/>
-                <w:noProof/>
-              </w:rPr>
-              <w:t>Find and Exploit the Vulnerability</w:t>
-            </w:r>
-            <w:r>
-              <w:rPr>
-                <w:noProof/>
-                <w:webHidden/>
-              </w:rPr>
-              <w:tab/>
-            </w:r>
-            <w:r>
-              <w:rPr>
-                <w:noProof/>
-                <w:webHidden/>
-              </w:rPr>
-              <w:fldChar w:fldCharType="begin"/>
-            </w:r>
-            <w:r>
-              <w:rPr>
-                <w:noProof/>
-                <w:webHidden/>
-              </w:rPr>
-              <w:instrText xml:space="preserve"> PAGEREF _Toc87555028 \h </w:instrText>
-            </w:r>
-            <w:r>
-              <w:rPr>
-                <w:noProof/>
-                <w:webHidden/>
-              </w:rPr>
-            </w:r>
-            <w:r>
-              <w:rPr>
-                <w:noProof/>
-                <w:webHidden/>
-              </w:rPr>
-              <w:fldChar w:fldCharType="separate"/>
-            </w:r>
-            <w:r>
-              <w:rPr>
-                <w:noProof/>
-                <w:webHidden/>
-              </w:rPr>
-              <w:t>1</w:t>
-            </w:r>
-            <w:r>
-              <w:rPr>
-                <w:noProof/>
-                <w:webHidden/>
-              </w:rPr>
-              <w:fldChar w:fldCharType="end"/>
-            </w:r>
-          </w:hyperlink>
-        </w:p>
-        <w:p>
-          <w:pPr>
-            <w:pStyle w:val="TOC2"/>
-            <w:tabs>
-              <w:tab w:val="right" w:leader="dot" w:pos="9350"/>
-            </w:tabs>
-            <w:rPr>
-              <w:rFonts w:asciiTheme="minorHAnsi" w:eastAsiaTheme="minorEastAsia" w:hAnsiTheme="minorHAnsi" w:cstheme="minorBidi"/>
-              <w:noProof/>
-              <w:sz w:val="22"/>
-              <w:szCs w:val="22"/>
-            </w:rPr>
-          </w:pPr>
-          <w:hyperlink w:anchor="_Toc87555029" w:history="1">
+          <w:hyperlink w:anchor="_Toc193639164" w:history="1">
             <w:r>
               <w:rPr>
                 <w:rStyle w:val="Hyperlink"/>
@@ -318,7 +250,7 @@
                 <w:noProof/>
                 <w:webHidden/>
               </w:rPr>
-              <w:instrText xml:space="preserve"> PAGEREF _Toc87555029 \h </w:instrText>
+              <w:instrText xml:space="preserve"> PAGEREF _Toc193639164 \h </w:instrText>
             </w:r>
             <w:r>
               <w:rPr>
@@ -365,7 +297,7 @@
       <w:pPr>
         <w:pStyle w:val="Heading1"/>
       </w:pPr>
-      <w:bookmarkStart w:id="1" w:name="_Toc87555028"/>
+      <w:bookmarkStart w:id="1" w:name="_Toc193639163"/>
       <w:r>
         <w:t xml:space="preserve">Find </w:t>
       </w:r>
@@ -401,6 +333,9 @@
       <w:r>
         <w:t xml:space="preserve">Start </w:t>
       </w:r>
+      <w:r>
+        <w:t xml:space="preserve">the </w:t>
+      </w:r>
       <w:proofErr w:type="spellStart"/>
       <w:r>
         <w:rPr>
@@ -418,7 +353,7 @@
         <w:t xml:space="preserve"> 2</w:t>
       </w:r>
       <w:r>
-        <w:t>.</w:t>
+        <w:t xml:space="preserve"> Linux virtual machine.</w:t>
       </w:r>
     </w:p>
     <w:p>
@@ -479,8 +414,6 @@
       <w:r>
         <w:t xml:space="preserve"> output to a text file to look at later.</w:t>
       </w:r>
-      <w:bookmarkStart w:id="2" w:name="_GoBack"/>
-      <w:bookmarkEnd w:id="2"/>
     </w:p>
     <w:p>
       <w:pPr>
@@ -693,7 +626,19 @@
         </w:numPr>
       </w:pPr>
       <w:r>
-        <w:t xml:space="preserve">Run Metasploit with the command: </w:t>
+        <w:t xml:space="preserve">Run </w:t>
+      </w:r>
+      <w:r>
+        <w:t xml:space="preserve">the </w:t>
+      </w:r>
+      <w:r>
+        <w:t xml:space="preserve">Metasploit </w:t>
+      </w:r>
+      <w:r>
+        <w:t xml:space="preserve">program from Kali Linux </w:t>
+      </w:r>
+      <w:r>
+        <w:t xml:space="preserve">with the command: </w:t>
       </w:r>
       <w:proofErr w:type="spellStart"/>
       <w:r>
@@ -824,7 +769,6 @@
         </w:numPr>
       </w:pPr>
       <w:r>
-        <w:lastRenderedPageBreak/>
         <w:t xml:space="preserve">Use the </w:t>
       </w:r>
       <w:r>
@@ -853,6 +797,7 @@
         <w:rPr>
           <w:noProof/>
         </w:rPr>
+        <w:lastRenderedPageBreak/>
         <w:drawing>
           <wp:inline distT="0" distB="0" distL="0" distR="0" wp14:anchorId="75BB71BB" wp14:editId="66DB3FA3">
             <wp:extent cx="5085714" cy="476190"/>
@@ -935,7 +880,7 @@
           <w:numId w:val="4"/>
         </w:numPr>
       </w:pPr>
-      <w:bookmarkStart w:id="3" w:name="_Hlk90496707"/>
+      <w:bookmarkStart w:id="2" w:name="_Hlk90496707"/>
       <w:r>
         <w:t>I</w:t>
       </w:r>
@@ -977,7 +922,7 @@
         </w:p>
       </w:sdtContent>
     </w:sdt>
-    <w:bookmarkEnd w:id="3"/>
+    <w:bookmarkEnd w:id="2"/>
     <w:p>
       <w:pPr>
         <w:pStyle w:val="ListParagraph"/>
@@ -1296,12 +1241,12 @@
       <w:pPr>
         <w:pStyle w:val="Heading2"/>
       </w:pPr>
-      <w:bookmarkStart w:id="4" w:name="_Toc87555029"/>
+      <w:bookmarkStart w:id="3" w:name="_Toc193639164"/>
       <w:r>
         <w:lastRenderedPageBreak/>
         <w:t>Assignment Submission</w:t>
       </w:r>
-      <w:bookmarkEnd w:id="4"/>
+      <w:bookmarkEnd w:id="3"/>
     </w:p>
     <w:p>
       <w:r>
@@ -1320,7 +1265,7 @@
 </file>
 
 <file path=word/endnotes.xml><?xml version="1.0" encoding="utf-8"?>
-<w:endnotes xmlns:wpc="http://schemas.microsoft.com/office/word/2010/wordprocessingCanvas" xmlns:cx="http://schemas.microsoft.com/office/drawing/2014/chartex" xmlns:cx1="http://schemas.microsoft.com/office/drawing/2015/9/8/chartex" xmlns:cx2="http://schemas.microsoft.com/office/drawing/2015/10/21/chartex" xmlns:cx3="http://schemas.microsoft.com/office/drawing/2016/5/9/chartex" xmlns:cx4="http://schemas.microsoft.com/office/drawing/2016/5/10/chartex" xmlns:cx5="http://schemas.microsoft.com/office/drawing/2016/5/11/chartex" xmlns:cx6="http://schemas.microsoft.com/office/drawing/2016/5/12/chartex" xmlns:cx7="http://schemas.microsoft.com/office/drawing/2016/5/13/chartex" xmlns:cx8="http://schemas.microsoft.com/office/drawing/2016/5/14/chartex" xmlns:mc="http://schemas.openxmlformats.org/markup-compatibility/2006" xmlns:aink="http://schemas.microsoft.com/office/drawing/2016/ink" xmlns:am3d="http://schemas.microsoft.com/office/drawing/2017/model3d" xmlns:o="urn:schemas-microsoft-com:office:office" xmlns:r="http://schemas.openxmlformats.org/officeDocument/2006/relationships" xmlns:m="http://schemas.openxmlformats.org/officeDocument/2006/math" xmlns:v="urn:schemas-microsoft-com:vml" xmlns:wp14="http://schemas.microsoft.com/office/word/2010/wordprocessingDrawing" xmlns:wp="http://schemas.openxmlformats.org/drawingml/2006/wordprocessingDrawing" xmlns:w10="urn:schemas-microsoft-com:office:word" xmlns:w="http://schemas.openxmlformats.org/wordprocessingml/2006/main" xmlns:w14="http://schemas.microsoft.com/office/word/2010/wordml" xmlns:w15="http://schemas.microsoft.com/office/word/2012/wordml" xmlns:w16cid="http://schemas.microsoft.com/office/word/2016/wordml/cid" xmlns:w16se="http://schemas.microsoft.com/office/word/2015/wordml/symex" xmlns:wpg="http://schemas.microsoft.com/office/word/2010/wordprocessingGroup" xmlns:wpi="http://schemas.microsoft.com/office/word/2010/wordprocessingInk" xmlns:wne="http://schemas.microsoft.com/office/word/2006/wordml" xmlns:wps="http://schemas.microsoft.com/office/word/2010/wordprocessingShape" mc:Ignorable="w14 w15 w16se w16cid wp14">
+<w:endnotes xmlns:wpc="http://schemas.microsoft.com/office/word/2010/wordprocessingCanvas" xmlns:cx="http://schemas.microsoft.com/office/drawing/2014/chartex" xmlns:cx1="http://schemas.microsoft.com/office/drawing/2015/9/8/chartex" xmlns:cx2="http://schemas.microsoft.com/office/drawing/2015/10/21/chartex" xmlns:cx3="http://schemas.microsoft.com/office/drawing/2016/5/9/chartex" xmlns:cx4="http://schemas.microsoft.com/office/drawing/2016/5/10/chartex" xmlns:cx5="http://schemas.microsoft.com/office/drawing/2016/5/11/chartex" xmlns:cx6="http://schemas.microsoft.com/office/drawing/2016/5/12/chartex" xmlns:cx7="http://schemas.microsoft.com/office/drawing/2016/5/13/chartex" xmlns:cx8="http://schemas.microsoft.com/office/drawing/2016/5/14/chartex" xmlns:mc="http://schemas.openxmlformats.org/markup-compatibility/2006" xmlns:aink="http://schemas.microsoft.com/office/drawing/2016/ink" xmlns:am3d="http://schemas.microsoft.com/office/drawing/2017/model3d" xmlns:o="urn:schemas-microsoft-com:office:office" xmlns:oel="http://schemas.microsoft.com/office/2019/extlst" xmlns:r="http://schemas.openxmlformats.org/officeDocument/2006/relationships" xmlns:m="http://schemas.openxmlformats.org/officeDocument/2006/math" xmlns:v="urn:schemas-microsoft-com:vml" xmlns:wp14="http://schemas.microsoft.com/office/word/2010/wordprocessingDrawing" xmlns:wp="http://schemas.openxmlformats.org/drawingml/2006/wordprocessingDrawing" xmlns:w10="urn:schemas-microsoft-com:office:word" xmlns:w="http://schemas.openxmlformats.org/wordprocessingml/2006/main" xmlns:w14="http://schemas.microsoft.com/office/word/2010/wordml" xmlns:w15="http://schemas.microsoft.com/office/word/2012/wordml" xmlns:w16cex="http://schemas.microsoft.com/office/word/2018/wordml/cex" xmlns:w16cid="http://schemas.microsoft.com/office/word/2016/wordml/cid" xmlns:w16="http://schemas.microsoft.com/office/word/2018/wordml" xmlns:w16du="http://schemas.microsoft.com/office/word/2023/wordml/word16du" xmlns:w16sdtdh="http://schemas.microsoft.com/office/word/2020/wordml/sdtdatahash" xmlns:w16sdtfl="http://schemas.microsoft.com/office/word/2024/wordml/sdtformatlock" xmlns:w16se="http://schemas.microsoft.com/office/word/2015/wordml/symex" xmlns:wpg="http://schemas.microsoft.com/office/word/2010/wordprocessingGroup" xmlns:wpi="http://schemas.microsoft.com/office/word/2010/wordprocessingInk" xmlns:wne="http://schemas.microsoft.com/office/word/2006/wordml" xmlns:wps="http://schemas.microsoft.com/office/word/2010/wordprocessingShape" mc:Ignorable="w14 w15 w16se w16cid w16 w16cex w16sdtdh w16sdtfl w16du wp14">
   <w:endnote w:type="separator" w:id="-1">
     <w:p>
       <w:r>
@@ -1339,7 +1284,7 @@
 </file>
 
 <file path=word/footer1.xml><?xml version="1.0" encoding="utf-8"?>
-<w:ftr xmlns:wpc="http://schemas.microsoft.com/office/word/2010/wordprocessingCanvas" xmlns:cx="http://schemas.microsoft.com/office/drawing/2014/chartex" xmlns:cx1="http://schemas.microsoft.com/office/drawing/2015/9/8/chartex" xmlns:cx2="http://schemas.microsoft.com/office/drawing/2015/10/21/chartex" xmlns:cx3="http://schemas.microsoft.com/office/drawing/2016/5/9/chartex" xmlns:cx4="http://schemas.microsoft.com/office/drawing/2016/5/10/chartex" xmlns:cx5="http://schemas.microsoft.com/office/drawing/2016/5/11/chartex" xmlns:cx6="http://schemas.microsoft.com/office/drawing/2016/5/12/chartex" xmlns:cx7="http://schemas.microsoft.com/office/drawing/2016/5/13/chartex" xmlns:cx8="http://schemas.microsoft.com/office/drawing/2016/5/14/chartex" xmlns:mc="http://schemas.openxmlformats.org/markup-compatibility/2006" xmlns:aink="http://schemas.microsoft.com/office/drawing/2016/ink" xmlns:am3d="http://schemas.microsoft.com/office/drawing/2017/model3d" xmlns:o="urn:schemas-microsoft-com:office:office" xmlns:r="http://schemas.openxmlformats.org/officeDocument/2006/relationships" xmlns:m="http://schemas.openxmlformats.org/officeDocument/2006/math" xmlns:v="urn:schemas-microsoft-com:vml" xmlns:wp14="http://schemas.microsoft.com/office/word/2010/wordprocessingDrawing" xmlns:wp="http://schemas.openxmlformats.org/drawingml/2006/wordprocessingDrawing" xmlns:w10="urn:schemas-microsoft-com:office:word" xmlns:w="http://schemas.openxmlformats.org/wordprocessingml/2006/main" xmlns:w14="http://schemas.microsoft.com/office/word/2010/wordml" xmlns:w15="http://schemas.microsoft.com/office/word/2012/wordml" xmlns:w16cid="http://schemas.microsoft.com/office/word/2016/wordml/cid" xmlns:w16se="http://schemas.microsoft.com/office/word/2015/wordml/symex" xmlns:wpg="http://schemas.microsoft.com/office/word/2010/wordprocessingGroup" xmlns:wpi="http://schemas.microsoft.com/office/word/2010/wordprocessingInk" xmlns:wne="http://schemas.microsoft.com/office/word/2006/wordml" xmlns:wps="http://schemas.microsoft.com/office/word/2010/wordprocessingShape" mc:Ignorable="w14 w15 w16se w16cid wp14">
+<w:ftr xmlns:wpc="http://schemas.microsoft.com/office/word/2010/wordprocessingCanvas" xmlns:cx="http://schemas.microsoft.com/office/drawing/2014/chartex" xmlns:cx1="http://schemas.microsoft.com/office/drawing/2015/9/8/chartex" xmlns:cx2="http://schemas.microsoft.com/office/drawing/2015/10/21/chartex" xmlns:cx3="http://schemas.microsoft.com/office/drawing/2016/5/9/chartex" xmlns:cx4="http://schemas.microsoft.com/office/drawing/2016/5/10/chartex" xmlns:cx5="http://schemas.microsoft.com/office/drawing/2016/5/11/chartex" xmlns:cx6="http://schemas.microsoft.com/office/drawing/2016/5/12/chartex" xmlns:cx7="http://schemas.microsoft.com/office/drawing/2016/5/13/chartex" xmlns:cx8="http://schemas.microsoft.com/office/drawing/2016/5/14/chartex" xmlns:mc="http://schemas.openxmlformats.org/markup-compatibility/2006" xmlns:aink="http://schemas.microsoft.com/office/drawing/2016/ink" xmlns:am3d="http://schemas.microsoft.com/office/drawing/2017/model3d" xmlns:o="urn:schemas-microsoft-com:office:office" xmlns:oel="http://schemas.microsoft.com/office/2019/extlst" xmlns:r="http://schemas.openxmlformats.org/officeDocument/2006/relationships" xmlns:m="http://schemas.openxmlformats.org/officeDocument/2006/math" xmlns:v="urn:schemas-microsoft-com:vml" xmlns:wp14="http://schemas.microsoft.com/office/word/2010/wordprocessingDrawing" xmlns:wp="http://schemas.openxmlformats.org/drawingml/2006/wordprocessingDrawing" xmlns:w10="urn:schemas-microsoft-com:office:word" xmlns:w="http://schemas.openxmlformats.org/wordprocessingml/2006/main" xmlns:w14="http://schemas.microsoft.com/office/word/2010/wordml" xmlns:w15="http://schemas.microsoft.com/office/word/2012/wordml" xmlns:w16cex="http://schemas.microsoft.com/office/word/2018/wordml/cex" xmlns:w16cid="http://schemas.microsoft.com/office/word/2016/wordml/cid" xmlns:w16="http://schemas.microsoft.com/office/word/2018/wordml" xmlns:w16du="http://schemas.microsoft.com/office/word/2023/wordml/word16du" xmlns:w16sdtdh="http://schemas.microsoft.com/office/word/2020/wordml/sdtdatahash" xmlns:w16sdtfl="http://schemas.microsoft.com/office/word/2024/wordml/sdtformatlock" xmlns:w16se="http://schemas.microsoft.com/office/word/2015/wordml/symex" xmlns:wpg="http://schemas.microsoft.com/office/word/2010/wordprocessingGroup" xmlns:wpi="http://schemas.microsoft.com/office/word/2010/wordprocessingInk" xmlns:wne="http://schemas.microsoft.com/office/word/2006/wordml" xmlns:wps="http://schemas.microsoft.com/office/word/2010/wordprocessingShape" mc:Ignorable="w14 w15 w16se w16cid w16 w16cex w16sdtdh w16sdtfl w16du wp14">
   <w:p>
     <w:pPr>
       <w:pStyle w:val="Footer"/>
@@ -1436,7 +1381,7 @@
 </file>
 
 <file path=word/footnotes.xml><?xml version="1.0" encoding="utf-8"?>
-<w:footnotes xmlns:wpc="http://schemas.microsoft.com/office/word/2010/wordprocessingCanvas" xmlns:cx="http://schemas.microsoft.com/office/drawing/2014/chartex" xmlns:cx1="http://schemas.microsoft.com/office/drawing/2015/9/8/chartex" xmlns:cx2="http://schemas.microsoft.com/office/drawing/2015/10/21/chartex" xmlns:cx3="http://schemas.microsoft.com/office/drawing/2016/5/9/chartex" xmlns:cx4="http://schemas.microsoft.com/office/drawing/2016/5/10/chartex" xmlns:cx5="http://schemas.microsoft.com/office/drawing/2016/5/11/chartex" xmlns:cx6="http://schemas.microsoft.com/office/drawing/2016/5/12/chartex" xmlns:cx7="http://schemas.microsoft.com/office/drawing/2016/5/13/chartex" xmlns:cx8="http://schemas.microsoft.com/office/drawing/2016/5/14/chartex" xmlns:mc="http://schemas.openxmlformats.org/markup-compatibility/2006" xmlns:aink="http://schemas.microsoft.com/office/drawing/2016/ink" xmlns:am3d="http://schemas.microsoft.com/office/drawing/2017/model3d" xmlns:o="urn:schemas-microsoft-com:office:office" xmlns:r="http://schemas.openxmlformats.org/officeDocument/2006/relationships" xmlns:m="http://schemas.openxmlformats.org/officeDocument/2006/math" xmlns:v="urn:schemas-microsoft-com:vml" xmlns:wp14="http://schemas.microsoft.com/office/word/2010/wordprocessingDrawing" xmlns:wp="http://schemas.openxmlformats.org/drawingml/2006/wordprocessingDrawing" xmlns:w10="urn:schemas-microsoft-com:office:word" xmlns:w="http://schemas.openxmlformats.org/wordprocessingml/2006/main" xmlns:w14="http://schemas.microsoft.com/office/word/2010/wordml" xmlns:w15="http://schemas.microsoft.com/office/word/2012/wordml" xmlns:w16cid="http://schemas.microsoft.com/office/word/2016/wordml/cid" xmlns:w16se="http://schemas.microsoft.com/office/word/2015/wordml/symex" xmlns:wpg="http://schemas.microsoft.com/office/word/2010/wordprocessingGroup" xmlns:wpi="http://schemas.microsoft.com/office/word/2010/wordprocessingInk" xmlns:wne="http://schemas.microsoft.com/office/word/2006/wordml" xmlns:wps="http://schemas.microsoft.com/office/word/2010/wordprocessingShape" mc:Ignorable="w14 w15 w16se w16cid wp14">
+<w:footnotes xmlns:wpc="http://schemas.microsoft.com/office/word/2010/wordprocessingCanvas" xmlns:cx="http://schemas.microsoft.com/office/drawing/2014/chartex" xmlns:cx1="http://schemas.microsoft.com/office/drawing/2015/9/8/chartex" xmlns:cx2="http://schemas.microsoft.com/office/drawing/2015/10/21/chartex" xmlns:cx3="http://schemas.microsoft.com/office/drawing/2016/5/9/chartex" xmlns:cx4="http://schemas.microsoft.com/office/drawing/2016/5/10/chartex" xmlns:cx5="http://schemas.microsoft.com/office/drawing/2016/5/11/chartex" xmlns:cx6="http://schemas.microsoft.com/office/drawing/2016/5/12/chartex" xmlns:cx7="http://schemas.microsoft.com/office/drawing/2016/5/13/chartex" xmlns:cx8="http://schemas.microsoft.com/office/drawing/2016/5/14/chartex" xmlns:mc="http://schemas.openxmlformats.org/markup-compatibility/2006" xmlns:aink="http://schemas.microsoft.com/office/drawing/2016/ink" xmlns:am3d="http://schemas.microsoft.com/office/drawing/2017/model3d" xmlns:o="urn:schemas-microsoft-com:office:office" xmlns:oel="http://schemas.microsoft.com/office/2019/extlst" xmlns:r="http://schemas.openxmlformats.org/officeDocument/2006/relationships" xmlns:m="http://schemas.openxmlformats.org/officeDocument/2006/math" xmlns:v="urn:schemas-microsoft-com:vml" xmlns:wp14="http://schemas.microsoft.com/office/word/2010/wordprocessingDrawing" xmlns:wp="http://schemas.openxmlformats.org/drawingml/2006/wordprocessingDrawing" xmlns:w10="urn:schemas-microsoft-com:office:word" xmlns:w="http://schemas.openxmlformats.org/wordprocessingml/2006/main" xmlns:w14="http://schemas.microsoft.com/office/word/2010/wordml" xmlns:w15="http://schemas.microsoft.com/office/word/2012/wordml" xmlns:w16cex="http://schemas.microsoft.com/office/word/2018/wordml/cex" xmlns:w16cid="http://schemas.microsoft.com/office/word/2016/wordml/cid" xmlns:w16="http://schemas.microsoft.com/office/word/2018/wordml" xmlns:w16du="http://schemas.microsoft.com/office/word/2023/wordml/word16du" xmlns:w16sdtdh="http://schemas.microsoft.com/office/word/2020/wordml/sdtdatahash" xmlns:w16sdtfl="http://schemas.microsoft.com/office/word/2024/wordml/sdtformatlock" xmlns:w16se="http://schemas.microsoft.com/office/word/2015/wordml/symex" xmlns:wpg="http://schemas.microsoft.com/office/word/2010/wordprocessingGroup" xmlns:wpi="http://schemas.microsoft.com/office/word/2010/wordprocessingInk" xmlns:wne="http://schemas.microsoft.com/office/word/2006/wordml" xmlns:wps="http://schemas.microsoft.com/office/word/2010/wordprocessingShape" mc:Ignorable="w14 w15 w16se w16cid w16 w16cex w16sdtdh w16sdtfl w16du wp14">
   <w:footnote w:type="separator" w:id="-1">
     <w:p>
       <w:r>
@@ -1455,7 +1400,7 @@
 </file>
 
 <file path=word/numbering.xml><?xml version="1.0" encoding="utf-8"?>
-<w:numbering xmlns:wpc="http://schemas.microsoft.com/office/word/2010/wordprocessingCanvas" xmlns:cx="http://schemas.microsoft.com/office/drawing/2014/chartex" xmlns:cx1="http://schemas.microsoft.com/office/drawing/2015/9/8/chartex" xmlns:cx2="http://schemas.microsoft.com/office/drawing/2015/10/21/chartex" xmlns:cx3="http://schemas.microsoft.com/office/drawing/2016/5/9/chartex" xmlns:cx4="http://schemas.microsoft.com/office/drawing/2016/5/10/chartex" xmlns:cx5="http://schemas.microsoft.com/office/drawing/2016/5/11/chartex" xmlns:cx6="http://schemas.microsoft.com/office/drawing/2016/5/12/chartex" xmlns:cx7="http://schemas.microsoft.com/office/drawing/2016/5/13/chartex" xmlns:cx8="http://schemas.microsoft.com/office/drawing/2016/5/14/chartex" xmlns:mc="http://schemas.openxmlformats.org/markup-compatibility/2006" xmlns:aink="http://schemas.microsoft.com/office/drawing/2016/ink" xmlns:am3d="http://schemas.microsoft.com/office/drawing/2017/model3d" xmlns:o="urn:schemas-microsoft-com:office:office" xmlns:r="http://schemas.openxmlformats.org/officeDocument/2006/relationships" xmlns:m="http://schemas.openxmlformats.org/officeDocument/2006/math" xmlns:v="urn:schemas-microsoft-com:vml" xmlns:wp14="http://schemas.microsoft.com/office/word/2010/wordprocessingDrawing" xmlns:wp="http://schemas.openxmlformats.org/drawingml/2006/wordprocessingDrawing" xmlns:w10="urn:schemas-microsoft-com:office:word" xmlns:w="http://schemas.openxmlformats.org/wordprocessingml/2006/main" xmlns:w14="http://schemas.microsoft.com/office/word/2010/wordml" xmlns:w15="http://schemas.microsoft.com/office/word/2012/wordml" xmlns:w16cid="http://schemas.microsoft.com/office/word/2016/wordml/cid" xmlns:w16se="http://schemas.microsoft.com/office/word/2015/wordml/symex" xmlns:wpg="http://schemas.microsoft.com/office/word/2010/wordprocessingGroup" xmlns:wpi="http://schemas.microsoft.com/office/word/2010/wordprocessingInk" xmlns:wne="http://schemas.microsoft.com/office/word/2006/wordml" xmlns:wps="http://schemas.microsoft.com/office/word/2010/wordprocessingShape" mc:Ignorable="w14 w15 w16se w16cid wp14">
+<w:numbering xmlns:wpc="http://schemas.microsoft.com/office/word/2010/wordprocessingCanvas" xmlns:cx="http://schemas.microsoft.com/office/drawing/2014/chartex" xmlns:cx1="http://schemas.microsoft.com/office/drawing/2015/9/8/chartex" xmlns:cx2="http://schemas.microsoft.com/office/drawing/2015/10/21/chartex" xmlns:cx3="http://schemas.microsoft.com/office/drawing/2016/5/9/chartex" xmlns:cx4="http://schemas.microsoft.com/office/drawing/2016/5/10/chartex" xmlns:cx5="http://schemas.microsoft.com/office/drawing/2016/5/11/chartex" xmlns:cx6="http://schemas.microsoft.com/office/drawing/2016/5/12/chartex" xmlns:cx7="http://schemas.microsoft.com/office/drawing/2016/5/13/chartex" xmlns:cx8="http://schemas.microsoft.com/office/drawing/2016/5/14/chartex" xmlns:mc="http://schemas.openxmlformats.org/markup-compatibility/2006" xmlns:aink="http://schemas.microsoft.com/office/drawing/2016/ink" xmlns:am3d="http://schemas.microsoft.com/office/drawing/2017/model3d" xmlns:o="urn:schemas-microsoft-com:office:office" xmlns:oel="http://schemas.microsoft.com/office/2019/extlst" xmlns:r="http://schemas.openxmlformats.org/officeDocument/2006/relationships" xmlns:m="http://schemas.openxmlformats.org/officeDocument/2006/math" xmlns:v="urn:schemas-microsoft-com:vml" xmlns:wp14="http://schemas.microsoft.com/office/word/2010/wordprocessingDrawing" xmlns:wp="http://schemas.openxmlformats.org/drawingml/2006/wordprocessingDrawing" xmlns:w10="urn:schemas-microsoft-com:office:word" xmlns:w="http://schemas.openxmlformats.org/wordprocessingml/2006/main" xmlns:w14="http://schemas.microsoft.com/office/word/2010/wordml" xmlns:w15="http://schemas.microsoft.com/office/word/2012/wordml" xmlns:w16cex="http://schemas.microsoft.com/office/word/2018/wordml/cex" xmlns:w16cid="http://schemas.microsoft.com/office/word/2016/wordml/cid" xmlns:w16="http://schemas.microsoft.com/office/word/2018/wordml" xmlns:w16du="http://schemas.microsoft.com/office/word/2023/wordml/word16du" xmlns:w16sdtdh="http://schemas.microsoft.com/office/word/2020/wordml/sdtdatahash" xmlns:w16sdtfl="http://schemas.microsoft.com/office/word/2024/wordml/sdtformatlock" xmlns:w16se="http://schemas.microsoft.com/office/word/2015/wordml/symex" xmlns:wpg="http://schemas.microsoft.com/office/word/2010/wordprocessingGroup" xmlns:wpi="http://schemas.microsoft.com/office/word/2010/wordprocessingInk" xmlns:wne="http://schemas.microsoft.com/office/word/2006/wordml" xmlns:wps="http://schemas.microsoft.com/office/word/2010/wordprocessingShape" mc:Ignorable="w14 w15 w16se w16cid w16 w16cex w16sdtdh w16sdtfl w16du wp14">
   <w:abstractNum w:abstractNumId="0" w15:restartNumberingAfterBreak="0">
     <w:nsid w:val="03904AB7"/>
     <w:multiLevelType w:val="multilevel"/>
@@ -6323,133 +6268,133 @@
       </w:pPr>
     </w:lvl>
   </w:abstractNum>
-  <w:num w:numId="1">
+  <w:num w:numId="1" w16cid:durableId="78528954">
     <w:abstractNumId w:val="23"/>
   </w:num>
-  <w:num w:numId="2">
+  <w:num w:numId="2" w16cid:durableId="1612931153">
     <w:abstractNumId w:val="21"/>
   </w:num>
-  <w:num w:numId="3">
+  <w:num w:numId="3" w16cid:durableId="480999995">
     <w:abstractNumId w:val="30"/>
   </w:num>
-  <w:num w:numId="4">
+  <w:num w:numId="4" w16cid:durableId="371685790">
     <w:abstractNumId w:val="12"/>
   </w:num>
-  <w:num w:numId="5">
+  <w:num w:numId="5" w16cid:durableId="583420847">
     <w:abstractNumId w:val="18"/>
   </w:num>
-  <w:num w:numId="6">
+  <w:num w:numId="6" w16cid:durableId="1563441413">
     <w:abstractNumId w:val="42"/>
   </w:num>
-  <w:num w:numId="7">
+  <w:num w:numId="7" w16cid:durableId="436146372">
     <w:abstractNumId w:val="11"/>
   </w:num>
-  <w:num w:numId="8">
+  <w:num w:numId="8" w16cid:durableId="268632116">
     <w:abstractNumId w:val="37"/>
   </w:num>
-  <w:num w:numId="9">
+  <w:num w:numId="9" w16cid:durableId="509492838">
     <w:abstractNumId w:val="13"/>
   </w:num>
-  <w:num w:numId="10">
+  <w:num w:numId="10" w16cid:durableId="72430864">
     <w:abstractNumId w:val="24"/>
   </w:num>
-  <w:num w:numId="11">
+  <w:num w:numId="11" w16cid:durableId="100955658">
     <w:abstractNumId w:val="10"/>
   </w:num>
-  <w:num w:numId="12">
+  <w:num w:numId="12" w16cid:durableId="1443457710">
     <w:abstractNumId w:val="9"/>
   </w:num>
-  <w:num w:numId="13">
+  <w:num w:numId="13" w16cid:durableId="1916278075">
     <w:abstractNumId w:val="31"/>
   </w:num>
-  <w:num w:numId="14">
+  <w:num w:numId="14" w16cid:durableId="905843139">
     <w:abstractNumId w:val="0"/>
   </w:num>
-  <w:num w:numId="15">
+  <w:num w:numId="15" w16cid:durableId="335696849">
     <w:abstractNumId w:val="32"/>
   </w:num>
-  <w:num w:numId="16">
+  <w:num w:numId="16" w16cid:durableId="2080978323">
     <w:abstractNumId w:val="35"/>
   </w:num>
-  <w:num w:numId="17">
+  <w:num w:numId="17" w16cid:durableId="1082140895">
     <w:abstractNumId w:val="28"/>
   </w:num>
-  <w:num w:numId="18">
+  <w:num w:numId="18" w16cid:durableId="204754730">
     <w:abstractNumId w:val="25"/>
   </w:num>
-  <w:num w:numId="19">
+  <w:num w:numId="19" w16cid:durableId="20863131">
     <w:abstractNumId w:val="41"/>
   </w:num>
-  <w:num w:numId="20">
+  <w:num w:numId="20" w16cid:durableId="1895580775">
     <w:abstractNumId w:val="15"/>
   </w:num>
-  <w:num w:numId="21">
+  <w:num w:numId="21" w16cid:durableId="918639738">
     <w:abstractNumId w:val="17"/>
   </w:num>
-  <w:num w:numId="22">
+  <w:num w:numId="22" w16cid:durableId="263849467">
     <w:abstractNumId w:val="4"/>
   </w:num>
-  <w:num w:numId="23">
+  <w:num w:numId="23" w16cid:durableId="173804575">
     <w:abstractNumId w:val="16"/>
   </w:num>
-  <w:num w:numId="24">
+  <w:num w:numId="24" w16cid:durableId="1581522901">
     <w:abstractNumId w:val="34"/>
   </w:num>
-  <w:num w:numId="25">
+  <w:num w:numId="25" w16cid:durableId="443773695">
     <w:abstractNumId w:val="38"/>
   </w:num>
-  <w:num w:numId="26">
+  <w:num w:numId="26" w16cid:durableId="703871268">
     <w:abstractNumId w:val="7"/>
   </w:num>
-  <w:num w:numId="27">
+  <w:num w:numId="27" w16cid:durableId="165481584">
     <w:abstractNumId w:val="40"/>
   </w:num>
-  <w:num w:numId="28">
+  <w:num w:numId="28" w16cid:durableId="2019111617">
     <w:abstractNumId w:val="5"/>
   </w:num>
-  <w:num w:numId="29">
+  <w:num w:numId="29" w16cid:durableId="2007052394">
     <w:abstractNumId w:val="39"/>
   </w:num>
-  <w:num w:numId="30">
+  <w:num w:numId="30" w16cid:durableId="921764472">
     <w:abstractNumId w:val="22"/>
   </w:num>
-  <w:num w:numId="31">
+  <w:num w:numId="31" w16cid:durableId="238752407">
     <w:abstractNumId w:val="14"/>
   </w:num>
-  <w:num w:numId="32">
+  <w:num w:numId="32" w16cid:durableId="1533609125">
     <w:abstractNumId w:val="6"/>
   </w:num>
-  <w:num w:numId="33">
+  <w:num w:numId="33" w16cid:durableId="714735685">
     <w:abstractNumId w:val="20"/>
   </w:num>
-  <w:num w:numId="34">
+  <w:num w:numId="34" w16cid:durableId="1411655324">
     <w:abstractNumId w:val="29"/>
   </w:num>
-  <w:num w:numId="35">
+  <w:num w:numId="35" w16cid:durableId="2002191832">
     <w:abstractNumId w:val="1"/>
   </w:num>
-  <w:num w:numId="36">
+  <w:num w:numId="36" w16cid:durableId="1899200298">
     <w:abstractNumId w:val="36"/>
   </w:num>
-  <w:num w:numId="37">
+  <w:num w:numId="37" w16cid:durableId="1987464110">
     <w:abstractNumId w:val="19"/>
   </w:num>
-  <w:num w:numId="38">
+  <w:num w:numId="38" w16cid:durableId="657998528">
     <w:abstractNumId w:val="8"/>
   </w:num>
-  <w:num w:numId="39">
+  <w:num w:numId="39" w16cid:durableId="1200974345">
     <w:abstractNumId w:val="27"/>
   </w:num>
-  <w:num w:numId="40">
+  <w:num w:numId="40" w16cid:durableId="1593003039">
     <w:abstractNumId w:val="2"/>
   </w:num>
-  <w:num w:numId="41">
+  <w:num w:numId="41" w16cid:durableId="501042200">
     <w:abstractNumId w:val="26"/>
   </w:num>
-  <w:num w:numId="42">
+  <w:num w:numId="42" w16cid:durableId="1649556085">
     <w:abstractNumId w:val="33"/>
   </w:num>
-  <w:num w:numId="43">
+  <w:num w:numId="43" w16cid:durableId="577130416">
     <w:abstractNumId w:val="3"/>
   </w:num>
   <w:numIdMacAtCleanup w:val="4"/>
@@ -6457,7 +6402,7 @@
 </file>
 
 <file path=word/styles.xml><?xml version="1.0" encoding="utf-8"?>
-<w:styles xmlns:mc="http://schemas.openxmlformats.org/markup-compatibility/2006" xmlns:r="http://schemas.openxmlformats.org/officeDocument/2006/relationships" xmlns:w="http://schemas.openxmlformats.org/wordprocessingml/2006/main" xmlns:w14="http://schemas.microsoft.com/office/word/2010/wordml" xmlns:w15="http://schemas.microsoft.com/office/word/2012/wordml" xmlns:w16cid="http://schemas.microsoft.com/office/word/2016/wordml/cid" xmlns:w16se="http://schemas.microsoft.com/office/word/2015/wordml/symex" mc:Ignorable="w14 w15 w16se w16cid">
+<w:styles xmlns:mc="http://schemas.openxmlformats.org/markup-compatibility/2006" xmlns:r="http://schemas.openxmlformats.org/officeDocument/2006/relationships" xmlns:w="http://schemas.openxmlformats.org/wordprocessingml/2006/main" xmlns:w14="http://schemas.microsoft.com/office/word/2010/wordml" xmlns:w15="http://schemas.microsoft.com/office/word/2012/wordml" xmlns:w16cex="http://schemas.microsoft.com/office/word/2018/wordml/cex" xmlns:w16cid="http://schemas.microsoft.com/office/word/2016/wordml/cid" xmlns:w16="http://schemas.microsoft.com/office/word/2018/wordml" xmlns:w16du="http://schemas.microsoft.com/office/word/2023/wordml/word16du" xmlns:w16sdtdh="http://schemas.microsoft.com/office/word/2020/wordml/sdtdatahash" xmlns:w16sdtfl="http://schemas.microsoft.com/office/word/2024/wordml/sdtformatlock" xmlns:w16se="http://schemas.microsoft.com/office/word/2015/wordml/symex" mc:Ignorable="w14 w15 w16se w16cid w16 w16cex w16sdtdh w16sdtfl w16du">
   <w:docDefaults>
     <w:rPrDefault>
       <w:rPr>
@@ -6467,7 +6412,7 @@
     </w:rPrDefault>
     <w:pPrDefault/>
   </w:docDefaults>
-  <w:latentStyles w:defLockedState="0" w:defUIPriority="0" w:defSemiHidden="0" w:defUnhideWhenUsed="0" w:defQFormat="0" w:count="375">
+  <w:latentStyles w:defLockedState="0" w:defUIPriority="0" w:defSemiHidden="0" w:defUnhideWhenUsed="0" w:defQFormat="0" w:count="376">
     <w:lsdException w:name="Normal" w:qFormat="1"/>
     <w:lsdException w:name="heading 1" w:qFormat="1"/>
     <w:lsdException w:name="heading 2" w:semiHidden="1" w:unhideWhenUsed="1" w:qFormat="1"/>
@@ -6485,6 +6430,7 @@
     <w:lsdException w:name="Title" w:qFormat="1"/>
     <w:lsdException w:name="Default Paragraph Font" w:uiPriority="1"/>
     <w:lsdException w:name="Subtitle" w:qFormat="1"/>
+    <w:lsdException w:name="Hyperlink" w:uiPriority="99"/>
     <w:lsdException w:name="Strong" w:qFormat="1"/>
     <w:lsdException w:name="Normal (Web)" w:uiPriority="99"/>
     <w:lsdException w:name="HTML Preformatted" w:semiHidden="1" w:unhideWhenUsed="1"/>
@@ -6757,11 +6703,12 @@
     <w:lsdException w:name="Smart Hyperlink" w:semiHidden="1" w:uiPriority="99" w:unhideWhenUsed="1"/>
     <w:lsdException w:name="Hashtag" w:semiHidden="1" w:uiPriority="99" w:unhideWhenUsed="1"/>
     <w:lsdException w:name="Unresolved Mention" w:semiHidden="1" w:uiPriority="99" w:unhideWhenUsed="1"/>
+    <w:lsdException w:name="Smart Link" w:semiHidden="1" w:uiPriority="99" w:unhideWhenUsed="1"/>
   </w:latentStyles>
   <w:style w:type="paragraph" w:default="1" w:styleId="Normal">
     <w:name w:val="Normal"/>
     <w:qFormat/>
-    <w:rsid w:val="001743A5"/>
+    <w:rsid w:val="00A14AD2"/>
     <w:pPr>
       <w:spacing w:before="160" w:after="80" w:line="336" w:lineRule="auto"/>
     </w:pPr>
@@ -6776,7 +6723,7 @@
     <w:next w:val="Normal"/>
     <w:link w:val="Heading1Char"/>
     <w:qFormat/>
-    <w:rsid w:val="001743A5"/>
+    <w:rsid w:val="00A14AD2"/>
     <w:pPr>
       <w:keepNext/>
       <w:spacing w:before="400" w:after="200" w:line="240" w:lineRule="auto"/>
@@ -6796,7 +6743,7 @@
     <w:next w:val="Normal"/>
     <w:link w:val="Heading2Char"/>
     <w:qFormat/>
-    <w:rsid w:val="001743A5"/>
+    <w:rsid w:val="00A14AD2"/>
     <w:pPr>
       <w:keepNext/>
       <w:pBdr>
@@ -6820,7 +6767,7 @@
     <w:next w:val="Normal"/>
     <w:link w:val="Heading3Char"/>
     <w:qFormat/>
-    <w:rsid w:val="001743A5"/>
+    <w:rsid w:val="00A14AD2"/>
     <w:pPr>
       <w:keepNext/>
       <w:autoSpaceDE w:val="0"/>
@@ -6841,6 +6788,7 @@
     <w:uiPriority w:val="1"/>
     <w:semiHidden/>
     <w:unhideWhenUsed/>
+    <w:rsid w:val="00A14AD2"/>
   </w:style>
   <w:style w:type="table" w:default="1" w:styleId="TableNormal">
     <w:name w:val="Normal Table"/>
@@ -6862,20 +6810,22 @@
     <w:uiPriority w:val="99"/>
     <w:semiHidden/>
     <w:unhideWhenUsed/>
+    <w:rsid w:val="00A14AD2"/>
   </w:style>
   <w:style w:type="paragraph" w:styleId="ListParagraph">
     <w:name w:val="List Paragraph"/>
     <w:basedOn w:val="Normal"/>
     <w:uiPriority w:val="34"/>
     <w:qFormat/>
-    <w:rsid w:val="001743A5"/>
+    <w:rsid w:val="00A14AD2"/>
     <w:pPr>
       <w:ind w:left="720"/>
     </w:pPr>
   </w:style>
   <w:style w:type="character" w:styleId="Hyperlink">
     <w:name w:val="Hyperlink"/>
-    <w:rsid w:val="001743A5"/>
+    <w:uiPriority w:val="99"/>
+    <w:rsid w:val="00A14AD2"/>
     <w:rPr>
       <w:color w:val="0000FF"/>
       <w:u w:val="single"/>
@@ -6885,7 +6835,7 @@
     <w:name w:val="header"/>
     <w:basedOn w:val="Normal"/>
     <w:link w:val="HeaderChar"/>
-    <w:rsid w:val="001743A5"/>
+    <w:rsid w:val="00A14AD2"/>
     <w:pPr>
       <w:tabs>
         <w:tab w:val="left" w:pos="5040"/>
@@ -6911,7 +6861,7 @@
     <w:name w:val="footer"/>
     <w:basedOn w:val="Normal"/>
     <w:link w:val="FooterChar"/>
-    <w:rsid w:val="001743A5"/>
+    <w:rsid w:val="00A14AD2"/>
     <w:pPr>
       <w:pBdr>
         <w:top w:val="single" w:sz="4" w:space="1" w:color="auto"/>
@@ -6951,7 +6901,7 @@
   </w:style>
   <w:style w:type="character" w:styleId="FollowedHyperlink">
     <w:name w:val="FollowedHyperlink"/>
-    <w:rsid w:val="001743A5"/>
+    <w:rsid w:val="00A14AD2"/>
     <w:rPr>
       <w:color w:val="800080"/>
       <w:u w:val="single"/>
@@ -6987,7 +6937,7 @@
   <w:style w:type="paragraph" w:customStyle="1" w:styleId="NumberedHeading2">
     <w:name w:val="Numbered Heading 2"/>
     <w:basedOn w:val="Normal"/>
-    <w:rsid w:val="001743A5"/>
+    <w:rsid w:val="00A14AD2"/>
     <w:pPr>
       <w:numPr>
         <w:numId w:val="1"/>
@@ -6997,7 +6947,7 @@
   <w:style w:type="paragraph" w:customStyle="1" w:styleId="Outlinenumbering">
     <w:name w:val="Outline numbering"/>
     <w:basedOn w:val="Normal"/>
-    <w:rsid w:val="001743A5"/>
+    <w:rsid w:val="00A14AD2"/>
     <w:pPr>
       <w:numPr>
         <w:numId w:val="2"/>
@@ -7015,7 +6965,7 @@
   <w:style w:type="character" w:styleId="PageNumber">
     <w:name w:val="page number"/>
     <w:basedOn w:val="DefaultParagraphFont"/>
-    <w:rsid w:val="001743A5"/>
+    <w:rsid w:val="00A14AD2"/>
   </w:style>
   <w:style w:type="paragraph" w:customStyle="1" w:styleId="Default">
     <w:name w:val="Default"/>
@@ -7050,7 +7000,7 @@
     <w:uiPriority w:val="39"/>
     <w:unhideWhenUsed/>
     <w:qFormat/>
-    <w:rsid w:val="001743A5"/>
+    <w:rsid w:val="00A14AD2"/>
     <w:pPr>
       <w:keepLines/>
       <w:spacing w:after="0" w:line="259" w:lineRule="auto"/>
@@ -7070,7 +7020,7 @@
     <w:autoRedefine/>
     <w:uiPriority w:val="39"/>
     <w:unhideWhenUsed/>
-    <w:rsid w:val="001743A5"/>
+    <w:rsid w:val="00A14AD2"/>
     <w:pPr>
       <w:spacing w:after="100" w:line="240" w:lineRule="auto"/>
     </w:pPr>
@@ -7082,7 +7032,7 @@
     <w:autoRedefine/>
     <w:uiPriority w:val="39"/>
     <w:unhideWhenUsed/>
-    <w:rsid w:val="001743A5"/>
+    <w:rsid w:val="00A14AD2"/>
     <w:pPr>
       <w:spacing w:after="100" w:line="240" w:lineRule="auto"/>
       <w:ind w:left="202"/>
@@ -7126,7 +7076,7 @@
     <w:autoRedefine/>
     <w:uiPriority w:val="39"/>
     <w:unhideWhenUsed/>
-    <w:rsid w:val="001743A5"/>
+    <w:rsid w:val="00A14AD2"/>
     <w:pPr>
       <w:spacing w:after="100" w:line="240" w:lineRule="auto"/>
       <w:ind w:left="403"/>
@@ -7150,7 +7100,7 @@
     <w:name w:val="Code"/>
     <w:basedOn w:val="Normal"/>
     <w:qFormat/>
-    <w:rsid w:val="001743A5"/>
+    <w:rsid w:val="00A14AD2"/>
     <w:pPr>
       <w:spacing w:before="80" w:line="240" w:lineRule="auto"/>
     </w:pPr>
@@ -7162,7 +7112,7 @@
 </file>
 
 <file path=word/glossary/document.xml><?xml version="1.0" encoding="utf-8"?>
-<w:glossaryDocument xmlns:wpc="http://schemas.microsoft.com/office/word/2010/wordprocessingCanvas" xmlns:cx="http://schemas.microsoft.com/office/drawing/2014/chartex" xmlns:cx1="http://schemas.microsoft.com/office/drawing/2015/9/8/chartex" xmlns:cx2="http://schemas.microsoft.com/office/drawing/2015/10/21/chartex" xmlns:cx3="http://schemas.microsoft.com/office/drawing/2016/5/9/chartex" xmlns:cx4="http://schemas.microsoft.com/office/drawing/2016/5/10/chartex" xmlns:cx5="http://schemas.microsoft.com/office/drawing/2016/5/11/chartex" xmlns:cx6="http://schemas.microsoft.com/office/drawing/2016/5/12/chartex" xmlns:cx7="http://schemas.microsoft.com/office/drawing/2016/5/13/chartex" xmlns:cx8="http://schemas.microsoft.com/office/drawing/2016/5/14/chartex" xmlns:mc="http://schemas.openxmlformats.org/markup-compatibility/2006" xmlns:aink="http://schemas.microsoft.com/office/drawing/2016/ink" xmlns:am3d="http://schemas.microsoft.com/office/drawing/2017/model3d" xmlns:o="urn:schemas-microsoft-com:office:office" xmlns:r="http://schemas.openxmlformats.org/officeDocument/2006/relationships" xmlns:m="http://schemas.openxmlformats.org/officeDocument/2006/math" xmlns:v="urn:schemas-microsoft-com:vml" xmlns:wp14="http://schemas.microsoft.com/office/word/2010/wordprocessingDrawing" xmlns:wp="http://schemas.openxmlformats.org/drawingml/2006/wordprocessingDrawing" xmlns:w10="urn:schemas-microsoft-com:office:word" xmlns:w="http://schemas.openxmlformats.org/wordprocessingml/2006/main" xmlns:w14="http://schemas.microsoft.com/office/word/2010/wordml" xmlns:w15="http://schemas.microsoft.com/office/word/2012/wordml" xmlns:w16cid="http://schemas.microsoft.com/office/word/2016/wordml/cid" xmlns:w16se="http://schemas.microsoft.com/office/word/2015/wordml/symex" xmlns:wpg="http://schemas.microsoft.com/office/word/2010/wordprocessingGroup" xmlns:wpi="http://schemas.microsoft.com/office/word/2010/wordprocessingInk" xmlns:wne="http://schemas.microsoft.com/office/word/2006/wordml" xmlns:wps="http://schemas.microsoft.com/office/word/2010/wordprocessingShape" mc:Ignorable="w14 w15 w16se w16cid wp14">
+<w:glossaryDocument xmlns:wpc="http://schemas.microsoft.com/office/word/2010/wordprocessingCanvas" xmlns:cx="http://schemas.microsoft.com/office/drawing/2014/chartex" xmlns:cx1="http://schemas.microsoft.com/office/drawing/2015/9/8/chartex" xmlns:cx2="http://schemas.microsoft.com/office/drawing/2015/10/21/chartex" xmlns:cx3="http://schemas.microsoft.com/office/drawing/2016/5/9/chartex" xmlns:cx4="http://schemas.microsoft.com/office/drawing/2016/5/10/chartex" xmlns:cx5="http://schemas.microsoft.com/office/drawing/2016/5/11/chartex" xmlns:cx6="http://schemas.microsoft.com/office/drawing/2016/5/12/chartex" xmlns:cx7="http://schemas.microsoft.com/office/drawing/2016/5/13/chartex" xmlns:cx8="http://schemas.microsoft.com/office/drawing/2016/5/14/chartex" xmlns:mc="http://schemas.openxmlformats.org/markup-compatibility/2006" xmlns:aink="http://schemas.microsoft.com/office/drawing/2016/ink" xmlns:am3d="http://schemas.microsoft.com/office/drawing/2017/model3d" xmlns:o="urn:schemas-microsoft-com:office:office" xmlns:oel="http://schemas.microsoft.com/office/2019/extlst" xmlns:r="http://schemas.openxmlformats.org/officeDocument/2006/relationships" xmlns:m="http://schemas.openxmlformats.org/officeDocument/2006/math" xmlns:v="urn:schemas-microsoft-com:vml" xmlns:wp14="http://schemas.microsoft.com/office/word/2010/wordprocessingDrawing" xmlns:wp="http://schemas.openxmlformats.org/drawingml/2006/wordprocessingDrawing" xmlns:w10="urn:schemas-microsoft-com:office:word" xmlns:w="http://schemas.openxmlformats.org/wordprocessingml/2006/main" xmlns:w14="http://schemas.microsoft.com/office/word/2010/wordml" xmlns:w15="http://schemas.microsoft.com/office/word/2012/wordml" xmlns:w16cex="http://schemas.microsoft.com/office/word/2018/wordml/cex" xmlns:w16cid="http://schemas.microsoft.com/office/word/2016/wordml/cid" xmlns:w16="http://schemas.microsoft.com/office/word/2018/wordml" xmlns:w16du="http://schemas.microsoft.com/office/word/2023/wordml/word16du" xmlns:w16sdtdh="http://schemas.microsoft.com/office/word/2020/wordml/sdtdatahash" xmlns:w16sdtfl="http://schemas.microsoft.com/office/word/2024/wordml/sdtformatlock" xmlns:w16se="http://schemas.microsoft.com/office/word/2015/wordml/symex" xmlns:wpg="http://schemas.microsoft.com/office/word/2010/wordprocessingGroup" xmlns:wpi="http://schemas.microsoft.com/office/word/2010/wordprocessingInk" xmlns:wne="http://schemas.microsoft.com/office/word/2006/wordml" xmlns:wps="http://schemas.microsoft.com/office/word/2010/wordprocessingShape" mc:Ignorable="w14 w15 w16se w16cid w16 w16cex w16sdtdh w16sdtfl w16du wp14">
   <w:docParts>
     <w:docPart>
       <w:docPartPr>
@@ -7259,7 +7209,7 @@
 </file>
 
 <file path=word/glossary/fontTable.xml><?xml version="1.0" encoding="utf-8"?>
-<w:fonts xmlns:mc="http://schemas.openxmlformats.org/markup-compatibility/2006" xmlns:r="http://schemas.openxmlformats.org/officeDocument/2006/relationships" xmlns:w="http://schemas.openxmlformats.org/wordprocessingml/2006/main" xmlns:w14="http://schemas.microsoft.com/office/word/2010/wordml" xmlns:w15="http://schemas.microsoft.com/office/word/2012/wordml" xmlns:w16cid="http://schemas.microsoft.com/office/word/2016/wordml/cid" xmlns:w16se="http://schemas.microsoft.com/office/word/2015/wordml/symex" mc:Ignorable="w14 w15 w16se w16cid">
+<w:fonts xmlns:mc="http://schemas.openxmlformats.org/markup-compatibility/2006" xmlns:r="http://schemas.openxmlformats.org/officeDocument/2006/relationships" xmlns:w="http://schemas.openxmlformats.org/wordprocessingml/2006/main" xmlns:w14="http://schemas.microsoft.com/office/word/2010/wordml" xmlns:w15="http://schemas.microsoft.com/office/word/2012/wordml" xmlns:w16cex="http://schemas.microsoft.com/office/word/2018/wordml/cex" xmlns:w16cid="http://schemas.microsoft.com/office/word/2016/wordml/cid" xmlns:w16="http://schemas.microsoft.com/office/word/2018/wordml" xmlns:w16du="http://schemas.microsoft.com/office/word/2023/wordml/word16du" xmlns:w16sdtdh="http://schemas.microsoft.com/office/word/2020/wordml/sdtdatahash" xmlns:w16sdtfl="http://schemas.microsoft.com/office/word/2024/wordml/sdtformatlock" xmlns:w16se="http://schemas.microsoft.com/office/word/2015/wordml/symex" mc:Ignorable="w14 w15 w16se w16cid w16 w16cex w16sdtdh w16sdtfl w16du">
   <w:font w:name="Times New Roman">
     <w:panose1 w:val="02020603050405020304"/>
     <w:charset w:val="00"/>
@@ -7300,7 +7250,7 @@
     <w:charset w:val="00"/>
     <w:family w:val="swiss"/>
     <w:pitch w:val="variable"/>
-    <w:sig w:usb0="E4002EFF" w:usb1="C000247B" w:usb2="00000009" w:usb3="00000000" w:csb0="000001FF" w:csb1="00000000"/>
+    <w:sig w:usb0="E4002EFF" w:usb1="C200247B" w:usb2="00000009" w:usb3="00000000" w:csb0="000001FF" w:csb1="00000000"/>
   </w:font>
   <w:font w:name="Wingdings">
     <w:panose1 w:val="05000000000000000000"/>
@@ -7314,13 +7264,25 @@
     <w:charset w:val="00"/>
     <w:family w:val="swiss"/>
     <w:pitch w:val="variable"/>
-    <w:sig w:usb0="E4002EFF" w:usb1="C000247B" w:usb2="00000009" w:usb3="00000000" w:csb0="000001FF" w:csb1="00000000"/>
+    <w:sig w:usb0="E4002EFF" w:usb1="C200247B" w:usb2="00000009" w:usb3="00000000" w:csb0="000001FF" w:csb1="00000000"/>
+  </w:font>
+  <w:font w:name="Aptos">
+    <w:charset w:val="00"/>
+    <w:family w:val="swiss"/>
+    <w:pitch w:val="variable"/>
+    <w:sig w:usb0="20000287" w:usb1="00000003" w:usb2="00000000" w:usb3="00000000" w:csb0="0000019F" w:csb1="00000000"/>
+  </w:font>
+  <w:font w:name="Aptos Display">
+    <w:charset w:val="00"/>
+    <w:family w:val="swiss"/>
+    <w:pitch w:val="variable"/>
+    <w:sig w:usb0="20000287" w:usb1="00000003" w:usb2="00000000" w:usb3="00000000" w:csb0="0000019F" w:csb1="00000000"/>
   </w:font>
 </w:fonts>
 </file>
 
 <file path=word/glossary/settings.xml><?xml version="1.0" encoding="utf-8"?>
-<w:settings xmlns:mc="http://schemas.openxmlformats.org/markup-compatibility/2006" xmlns:o="urn:schemas-microsoft-com:office:office" xmlns:r="http://schemas.openxmlformats.org/officeDocument/2006/relationships" xmlns:m="http://schemas.openxmlformats.org/officeDocument/2006/math" xmlns:v="urn:schemas-microsoft-com:vml" xmlns:w10="urn:schemas-microsoft-com:office:word" xmlns:w="http://schemas.openxmlformats.org/wordprocessingml/2006/main" xmlns:w14="http://schemas.microsoft.com/office/word/2010/wordml" xmlns:w15="http://schemas.microsoft.com/office/word/2012/wordml" xmlns:w16cid="http://schemas.microsoft.com/office/word/2016/wordml/cid" xmlns:w16se="http://schemas.microsoft.com/office/word/2015/wordml/symex" xmlns:sl="http://schemas.openxmlformats.org/schemaLibrary/2006/main" mc:Ignorable="w14 w15 w16se w16cid">
+<w:settings xmlns:mc="http://schemas.openxmlformats.org/markup-compatibility/2006" xmlns:o="urn:schemas-microsoft-com:office:office" xmlns:r="http://schemas.openxmlformats.org/officeDocument/2006/relationships" xmlns:m="http://schemas.openxmlformats.org/officeDocument/2006/math" xmlns:v="urn:schemas-microsoft-com:vml" xmlns:w10="urn:schemas-microsoft-com:office:word" xmlns:w="http://schemas.openxmlformats.org/wordprocessingml/2006/main" xmlns:w14="http://schemas.microsoft.com/office/word/2010/wordml" xmlns:w15="http://schemas.microsoft.com/office/word/2012/wordml" xmlns:w16cex="http://schemas.microsoft.com/office/word/2018/wordml/cex" xmlns:w16cid="http://schemas.microsoft.com/office/word/2016/wordml/cid" xmlns:w16="http://schemas.microsoft.com/office/word/2018/wordml" xmlns:w16du="http://schemas.microsoft.com/office/word/2023/wordml/word16du" xmlns:w16sdtdh="http://schemas.microsoft.com/office/word/2020/wordml/sdtdatahash" xmlns:w16sdtfl="http://schemas.microsoft.com/office/word/2024/wordml/sdtformatlock" xmlns:w16se="http://schemas.microsoft.com/office/word/2015/wordml/symex" xmlns:sl="http://schemas.openxmlformats.org/schemaLibrary/2006/main" mc:Ignorable="w14 w15 w16se w16cid w16 w16cex w16sdtdh w16sdtfl w16du">
   <w:view w:val="normal"/>
   <w:defaultTabStop w:val="720"/>
   <w:characterSpacingControl w:val="doNotCompress"/>
@@ -7339,6 +7301,7 @@
     <w:rsid w:val="00B93910"/>
     <w:rsid w:val="00BB5069"/>
     <w:rsid w:val="00BE293A"/>
+    <w:rsid w:val="00CA7B8A"/>
     <w:rsid w:val="00F54C4C"/>
   </w:rsids>
   <m:mathPr>
@@ -7363,7 +7326,7 @@
 </file>
 
 <file path=word/glossary/styles.xml><?xml version="1.0" encoding="utf-8"?>
-<w:styles xmlns:mc="http://schemas.openxmlformats.org/markup-compatibility/2006" xmlns:r="http://schemas.openxmlformats.org/officeDocument/2006/relationships" xmlns:w="http://schemas.openxmlformats.org/wordprocessingml/2006/main" xmlns:w14="http://schemas.microsoft.com/office/word/2010/wordml" xmlns:w15="http://schemas.microsoft.com/office/word/2012/wordml" xmlns:w16cid="http://schemas.microsoft.com/office/word/2016/wordml/cid" xmlns:w16se="http://schemas.microsoft.com/office/word/2015/wordml/symex" mc:Ignorable="w14 w15 w16se w16cid">
+<w:styles xmlns:mc="http://schemas.openxmlformats.org/markup-compatibility/2006" xmlns:r="http://schemas.openxmlformats.org/officeDocument/2006/relationships" xmlns:w="http://schemas.openxmlformats.org/wordprocessingml/2006/main" xmlns:w14="http://schemas.microsoft.com/office/word/2010/wordml" xmlns:w15="http://schemas.microsoft.com/office/word/2012/wordml" xmlns:w16cex="http://schemas.microsoft.com/office/word/2018/wordml/cex" xmlns:w16cid="http://schemas.microsoft.com/office/word/2016/wordml/cid" xmlns:w16="http://schemas.microsoft.com/office/word/2018/wordml" xmlns:w16du="http://schemas.microsoft.com/office/word/2023/wordml/word16du" xmlns:w16sdtdh="http://schemas.microsoft.com/office/word/2020/wordml/sdtdatahash" xmlns:w16sdtfl="http://schemas.microsoft.com/office/word/2024/wordml/sdtformatlock" xmlns:w16se="http://schemas.microsoft.com/office/word/2015/wordml/symex" mc:Ignorable="w14 w15 w16se w16cid w16 w16cex w16sdtdh w16sdtfl w16du">
   <w:docDefaults>
     <w:rPrDefault>
       <w:rPr>
@@ -7379,7 +7342,7 @@
       </w:pPr>
     </w:pPrDefault>
   </w:docDefaults>
-  <w:latentStyles w:defLockedState="0" w:defUIPriority="99" w:defSemiHidden="0" w:defUnhideWhenUsed="0" w:defQFormat="0" w:count="375">
+  <w:latentStyles w:defLockedState="0" w:defUIPriority="99" w:defSemiHidden="0" w:defUnhideWhenUsed="0" w:defQFormat="0" w:count="376">
     <w:lsdException w:name="Normal" w:uiPriority="0" w:qFormat="1"/>
     <w:lsdException w:name="heading 1" w:uiPriority="9" w:qFormat="1"/>
     <w:lsdException w:name="heading 2" w:semiHidden="1" w:uiPriority="9" w:unhideWhenUsed="1" w:qFormat="1"/>
@@ -7755,6 +7718,7 @@
     <w:lsdException w:name="Smart Hyperlink" w:semiHidden="1" w:unhideWhenUsed="1"/>
     <w:lsdException w:name="Hashtag" w:semiHidden="1" w:unhideWhenUsed="1"/>
     <w:lsdException w:name="Unresolved Mention" w:semiHidden="1" w:unhideWhenUsed="1"/>
+    <w:lsdException w:name="Smart Link" w:semiHidden="1" w:unhideWhenUsed="1"/>
   </w:latentStyles>
   <w:style w:type="paragraph" w:default="1" w:styleId="Normal">
     <w:name w:val="Normal"/>
@@ -7810,7 +7774,7 @@
 </file>
 
 <file path=word/glossary/webSettings.xml><?xml version="1.0" encoding="utf-8"?>
-<w:webSettings xmlns:mc="http://schemas.openxmlformats.org/markup-compatibility/2006" xmlns:r="http://schemas.openxmlformats.org/officeDocument/2006/relationships" xmlns:w="http://schemas.openxmlformats.org/wordprocessingml/2006/main" xmlns:w14="http://schemas.microsoft.com/office/word/2010/wordml" xmlns:w15="http://schemas.microsoft.com/office/word/2012/wordml" xmlns:w16cid="http://schemas.microsoft.com/office/word/2016/wordml/cid" xmlns:w16se="http://schemas.microsoft.com/office/word/2015/wordml/symex" mc:Ignorable="w14 w15 w16se w16cid">
+<w:webSettings xmlns:mc="http://schemas.openxmlformats.org/markup-compatibility/2006" xmlns:r="http://schemas.openxmlformats.org/officeDocument/2006/relationships" xmlns:w="http://schemas.openxmlformats.org/wordprocessingml/2006/main" xmlns:w14="http://schemas.microsoft.com/office/word/2010/wordml" xmlns:w15="http://schemas.microsoft.com/office/word/2012/wordml" xmlns:w16cex="http://schemas.microsoft.com/office/word/2018/wordml/cex" xmlns:w16cid="http://schemas.microsoft.com/office/word/2016/wordml/cid" xmlns:w16="http://schemas.microsoft.com/office/word/2018/wordml" xmlns:w16du="http://schemas.microsoft.com/office/word/2023/wordml/word16du" xmlns:w16sdtdh="http://schemas.microsoft.com/office/word/2020/wordml/sdtdatahash" xmlns:w16sdtfl="http://schemas.microsoft.com/office/word/2024/wordml/sdtformatlock" xmlns:w16se="http://schemas.microsoft.com/office/word/2015/wordml/symex" mc:Ignorable="w14 w15 w16se w16cid w16 w16cex w16sdtdh w16sdtfl w16du">
   <w:optimizeForBrowser/>
   <w:allowPNG/>
 </w:webSettings>

--- a/Ethical_Hacking/Server_Side_Attacks/Metasploit_FTP_Vulnerability.docx
+++ b/Ethical_Hacking/Server_Side_Attacks/Metasploit_FTP_Vulnerability.docx
@@ -6,7 +6,7 @@
       <w:pPr>
         <w:pStyle w:val="Heading1"/>
       </w:pPr>
-      <w:bookmarkStart w:id="0" w:name="_Toc193639162"/>
+      <w:bookmarkStart w:id="0" w:name="_Toc193639446"/>
       <w:r>
         <w:t xml:space="preserve">Metasploit </w:t>
       </w:r>
@@ -79,7 +79,7 @@
           <w:r>
             <w:fldChar w:fldCharType="separate"/>
           </w:r>
-          <w:hyperlink w:anchor="_Toc193639162" w:history="1">
+          <w:hyperlink w:anchor="_Toc193639446" w:history="1">
             <w:r>
               <w:rPr>
                 <w:rStyle w:val="Hyperlink"/>
@@ -106,7 +106,7 @@
                 <w:noProof/>
                 <w:webHidden/>
               </w:rPr>
-              <w:instrText xml:space="preserve"> PAGEREF _Toc193639162 \h </w:instrText>
+              <w:instrText xml:space="preserve"> PAGEREF _Toc193639446 \h </w:instrText>
             </w:r>
             <w:r>
               <w:rPr>
@@ -151,7 +151,7 @@
               <w14:ligatures w14:val="standardContextual"/>
             </w:rPr>
           </w:pPr>
-          <w:hyperlink w:anchor="_Toc193639163" w:history="1">
+          <w:hyperlink w:anchor="_Toc193639447" w:history="1">
             <w:r>
               <w:rPr>
                 <w:rStyle w:val="Hyperlink"/>
@@ -178,7 +178,7 @@
                 <w:noProof/>
                 <w:webHidden/>
               </w:rPr>
-              <w:instrText xml:space="preserve"> PAGEREF _Toc193639163 \h </w:instrText>
+              <w:instrText xml:space="preserve"> PAGEREF _Toc193639447 \h </w:instrText>
             </w:r>
             <w:r>
               <w:rPr>
@@ -223,7 +223,7 @@
               <w14:ligatures w14:val="standardContextual"/>
             </w:rPr>
           </w:pPr>
-          <w:hyperlink w:anchor="_Toc193639164" w:history="1">
+          <w:hyperlink w:anchor="_Toc193639448" w:history="1">
             <w:r>
               <w:rPr>
                 <w:rStyle w:val="Hyperlink"/>
@@ -250,7 +250,7 @@
                 <w:noProof/>
                 <w:webHidden/>
               </w:rPr>
-              <w:instrText xml:space="preserve"> PAGEREF _Toc193639164 \h </w:instrText>
+              <w:instrText xml:space="preserve"> PAGEREF _Toc193639448 \h </w:instrText>
             </w:r>
             <w:r>
               <w:rPr>
@@ -297,7 +297,7 @@
       <w:pPr>
         <w:pStyle w:val="Heading1"/>
       </w:pPr>
-      <w:bookmarkStart w:id="1" w:name="_Toc193639163"/>
+      <w:bookmarkStart w:id="1" w:name="_Toc193639447"/>
       <w:r>
         <w:t xml:space="preserve">Find </w:t>
       </w:r>
@@ -1241,7 +1241,7 @@
       <w:pPr>
         <w:pStyle w:val="Heading2"/>
       </w:pPr>
-      <w:bookmarkStart w:id="3" w:name="_Toc193639164"/>
+      <w:bookmarkStart w:id="3" w:name="_Toc193639448"/>
       <w:r>
         <w:lastRenderedPageBreak/>
         <w:t>Assignment Submission</w:t>
@@ -1254,7 +1254,12 @@
       </w:r>
     </w:p>
     <w:sectPr>
-      <w:footerReference w:type="default" r:id="rId11"/>
+      <w:headerReference w:type="even" r:id="rId11"/>
+      <w:headerReference w:type="default" r:id="rId12"/>
+      <w:footerReference w:type="even" r:id="rId13"/>
+      <w:footerReference w:type="default" r:id="rId14"/>
+      <w:headerReference w:type="first" r:id="rId15"/>
+      <w:footerReference w:type="first" r:id="rId16"/>
       <w:pgSz w:w="12240" w:h="15840"/>
       <w:pgMar w:top="1440" w:right="1440" w:bottom="1440" w:left="1440" w:header="720" w:footer="720" w:gutter="0"/>
       <w:cols w:space="720"/>
@@ -1284,6 +1289,16 @@
 </file>
 
 <file path=word/footer1.xml><?xml version="1.0" encoding="utf-8"?>
+<w:ftr xmlns:wpc="http://schemas.microsoft.com/office/word/2010/wordprocessingCanvas" xmlns:cx="http://schemas.microsoft.com/office/drawing/2014/chartex" xmlns:cx1="http://schemas.microsoft.com/office/drawing/2015/9/8/chartex" xmlns:cx2="http://schemas.microsoft.com/office/drawing/2015/10/21/chartex" xmlns:cx3="http://schemas.microsoft.com/office/drawing/2016/5/9/chartex" xmlns:cx4="http://schemas.microsoft.com/office/drawing/2016/5/10/chartex" xmlns:cx5="http://schemas.microsoft.com/office/drawing/2016/5/11/chartex" xmlns:cx6="http://schemas.microsoft.com/office/drawing/2016/5/12/chartex" xmlns:cx7="http://schemas.microsoft.com/office/drawing/2016/5/13/chartex" xmlns:cx8="http://schemas.microsoft.com/office/drawing/2016/5/14/chartex" xmlns:mc="http://schemas.openxmlformats.org/markup-compatibility/2006" xmlns:aink="http://schemas.microsoft.com/office/drawing/2016/ink" xmlns:am3d="http://schemas.microsoft.com/office/drawing/2017/model3d" xmlns:o="urn:schemas-microsoft-com:office:office" xmlns:oel="http://schemas.microsoft.com/office/2019/extlst" xmlns:r="http://schemas.openxmlformats.org/officeDocument/2006/relationships" xmlns:m="http://schemas.openxmlformats.org/officeDocument/2006/math" xmlns:v="urn:schemas-microsoft-com:vml" xmlns:wp14="http://schemas.microsoft.com/office/word/2010/wordprocessingDrawing" xmlns:wp="http://schemas.openxmlformats.org/drawingml/2006/wordprocessingDrawing" xmlns:w10="urn:schemas-microsoft-com:office:word" xmlns:w="http://schemas.openxmlformats.org/wordprocessingml/2006/main" xmlns:w14="http://schemas.microsoft.com/office/word/2010/wordml" xmlns:w15="http://schemas.microsoft.com/office/word/2012/wordml" xmlns:w16cex="http://schemas.microsoft.com/office/word/2018/wordml/cex" xmlns:w16cid="http://schemas.microsoft.com/office/word/2016/wordml/cid" xmlns:w16="http://schemas.microsoft.com/office/word/2018/wordml" xmlns:w16du="http://schemas.microsoft.com/office/word/2023/wordml/word16du" xmlns:w16sdtdh="http://schemas.microsoft.com/office/word/2020/wordml/sdtdatahash" xmlns:w16sdtfl="http://schemas.microsoft.com/office/word/2024/wordml/sdtformatlock" xmlns:w16se="http://schemas.microsoft.com/office/word/2015/wordml/symex" xmlns:wpg="http://schemas.microsoft.com/office/word/2010/wordprocessingGroup" xmlns:wpi="http://schemas.microsoft.com/office/word/2010/wordprocessingInk" xmlns:wne="http://schemas.microsoft.com/office/word/2006/wordml" xmlns:wps="http://schemas.microsoft.com/office/word/2010/wordprocessingShape" mc:Ignorable="w14 w15 w16se w16cid w16 w16cex w16sdtdh w16sdtfl w16du wp14">
+  <w:p>
+    <w:pPr>
+      <w:pStyle w:val="Footer"/>
+    </w:pPr>
+  </w:p>
+</w:ftr>
+</file>
+
+<file path=word/footer2.xml><?xml version="1.0" encoding="utf-8"?>
 <w:ftr xmlns:wpc="http://schemas.microsoft.com/office/word/2010/wordprocessingCanvas" xmlns:cx="http://schemas.microsoft.com/office/drawing/2014/chartex" xmlns:cx1="http://schemas.microsoft.com/office/drawing/2015/9/8/chartex" xmlns:cx2="http://schemas.microsoft.com/office/drawing/2015/10/21/chartex" xmlns:cx3="http://schemas.microsoft.com/office/drawing/2016/5/9/chartex" xmlns:cx4="http://schemas.microsoft.com/office/drawing/2016/5/10/chartex" xmlns:cx5="http://schemas.microsoft.com/office/drawing/2016/5/11/chartex" xmlns:cx6="http://schemas.microsoft.com/office/drawing/2016/5/12/chartex" xmlns:cx7="http://schemas.microsoft.com/office/drawing/2016/5/13/chartex" xmlns:cx8="http://schemas.microsoft.com/office/drawing/2016/5/14/chartex" xmlns:mc="http://schemas.openxmlformats.org/markup-compatibility/2006" xmlns:aink="http://schemas.microsoft.com/office/drawing/2016/ink" xmlns:am3d="http://schemas.microsoft.com/office/drawing/2017/model3d" xmlns:o="urn:schemas-microsoft-com:office:office" xmlns:oel="http://schemas.microsoft.com/office/2019/extlst" xmlns:r="http://schemas.openxmlformats.org/officeDocument/2006/relationships" xmlns:m="http://schemas.openxmlformats.org/officeDocument/2006/math" xmlns:v="urn:schemas-microsoft-com:vml" xmlns:wp14="http://schemas.microsoft.com/office/word/2010/wordprocessingDrawing" xmlns:wp="http://schemas.openxmlformats.org/drawingml/2006/wordprocessingDrawing" xmlns:w10="urn:schemas-microsoft-com:office:word" xmlns:w="http://schemas.openxmlformats.org/wordprocessingml/2006/main" xmlns:w14="http://schemas.microsoft.com/office/word/2010/wordml" xmlns:w15="http://schemas.microsoft.com/office/word/2012/wordml" xmlns:w16cex="http://schemas.microsoft.com/office/word/2018/wordml/cex" xmlns:w16cid="http://schemas.microsoft.com/office/word/2016/wordml/cid" xmlns:w16="http://schemas.microsoft.com/office/word/2018/wordml" xmlns:w16du="http://schemas.microsoft.com/office/word/2023/wordml/word16du" xmlns:w16sdtdh="http://schemas.microsoft.com/office/word/2020/wordml/sdtdatahash" xmlns:w16sdtfl="http://schemas.microsoft.com/office/word/2024/wordml/sdtformatlock" xmlns:w16se="http://schemas.microsoft.com/office/word/2015/wordml/symex" xmlns:wpg="http://schemas.microsoft.com/office/word/2010/wordprocessingGroup" xmlns:wpi="http://schemas.microsoft.com/office/word/2010/wordprocessingInk" xmlns:wne="http://schemas.microsoft.com/office/word/2006/wordml" xmlns:wps="http://schemas.microsoft.com/office/word/2010/wordprocessingShape" mc:Ignorable="w14 w15 w16se w16cid w16 w16cex w16sdtdh w16sdtfl w16du wp14">
   <w:p>
     <w:pPr>
@@ -1356,26 +1371,33 @@
       <w:t xml:space="preserve">Revised: </w:t>
     </w:r>
     <w:r>
-      <w:t>0</w:t>
+      <w:fldChar w:fldCharType="begin"/>
     </w:r>
     <w:r>
-      <w:t>4</w:t>
+      <w:instrText xml:space="preserve"> SAVEDATE  \@ "M/d/yyyy" \* MERGEFORMAT </w:instrText>
     </w:r>
     <w:r>
-      <w:t>/</w:t>
+      <w:fldChar w:fldCharType="separate"/>
     </w:r>
     <w:r>
-      <w:t>11</w:t>
+      <w:rPr>
+        <w:noProof/>
+      </w:rPr>
+      <w:t>3/23/2025</w:t>
     </w:r>
     <w:r>
-      <w:t>/</w:t>
+      <w:fldChar w:fldCharType="end"/>
     </w:r>
-    <w:r>
-      <w:t>202</w:t>
-    </w:r>
-    <w:r>
-      <w:t>2</w:t>
-    </w:r>
+  </w:p>
+</w:ftr>
+</file>
+
+<file path=word/footer3.xml><?xml version="1.0" encoding="utf-8"?>
+<w:ftr xmlns:wpc="http://schemas.microsoft.com/office/word/2010/wordprocessingCanvas" xmlns:cx="http://schemas.microsoft.com/office/drawing/2014/chartex" xmlns:cx1="http://schemas.microsoft.com/office/drawing/2015/9/8/chartex" xmlns:cx2="http://schemas.microsoft.com/office/drawing/2015/10/21/chartex" xmlns:cx3="http://schemas.microsoft.com/office/drawing/2016/5/9/chartex" xmlns:cx4="http://schemas.microsoft.com/office/drawing/2016/5/10/chartex" xmlns:cx5="http://schemas.microsoft.com/office/drawing/2016/5/11/chartex" xmlns:cx6="http://schemas.microsoft.com/office/drawing/2016/5/12/chartex" xmlns:cx7="http://schemas.microsoft.com/office/drawing/2016/5/13/chartex" xmlns:cx8="http://schemas.microsoft.com/office/drawing/2016/5/14/chartex" xmlns:mc="http://schemas.openxmlformats.org/markup-compatibility/2006" xmlns:aink="http://schemas.microsoft.com/office/drawing/2016/ink" xmlns:am3d="http://schemas.microsoft.com/office/drawing/2017/model3d" xmlns:o="urn:schemas-microsoft-com:office:office" xmlns:oel="http://schemas.microsoft.com/office/2019/extlst" xmlns:r="http://schemas.openxmlformats.org/officeDocument/2006/relationships" xmlns:m="http://schemas.openxmlformats.org/officeDocument/2006/math" xmlns:v="urn:schemas-microsoft-com:vml" xmlns:wp14="http://schemas.microsoft.com/office/word/2010/wordprocessingDrawing" xmlns:wp="http://schemas.openxmlformats.org/drawingml/2006/wordprocessingDrawing" xmlns:w10="urn:schemas-microsoft-com:office:word" xmlns:w="http://schemas.openxmlformats.org/wordprocessingml/2006/main" xmlns:w14="http://schemas.microsoft.com/office/word/2010/wordml" xmlns:w15="http://schemas.microsoft.com/office/word/2012/wordml" xmlns:w16cex="http://schemas.microsoft.com/office/word/2018/wordml/cex" xmlns:w16cid="http://schemas.microsoft.com/office/word/2016/wordml/cid" xmlns:w16="http://schemas.microsoft.com/office/word/2018/wordml" xmlns:w16du="http://schemas.microsoft.com/office/word/2023/wordml/word16du" xmlns:w16sdtdh="http://schemas.microsoft.com/office/word/2020/wordml/sdtdatahash" xmlns:w16sdtfl="http://schemas.microsoft.com/office/word/2024/wordml/sdtformatlock" xmlns:w16se="http://schemas.microsoft.com/office/word/2015/wordml/symex" xmlns:wpg="http://schemas.microsoft.com/office/word/2010/wordprocessingGroup" xmlns:wpi="http://schemas.microsoft.com/office/word/2010/wordprocessingInk" xmlns:wne="http://schemas.microsoft.com/office/word/2006/wordml" xmlns:wps="http://schemas.microsoft.com/office/word/2010/wordprocessingShape" mc:Ignorable="w14 w15 w16se w16cid w16 w16cex w16sdtdh w16sdtfl w16du wp14">
+  <w:p>
+    <w:pPr>
+      <w:pStyle w:val="Footer"/>
+    </w:pPr>
   </w:p>
 </w:ftr>
 </file>
@@ -1397,6 +1419,36 @@
     </w:p>
   </w:footnote>
 </w:footnotes>
+</file>
+
+<file path=word/header1.xml><?xml version="1.0" encoding="utf-8"?>
+<w:hdr xmlns:wpc="http://schemas.microsoft.com/office/word/2010/wordprocessingCanvas" xmlns:cx="http://schemas.microsoft.com/office/drawing/2014/chartex" xmlns:cx1="http://schemas.microsoft.com/office/drawing/2015/9/8/chartex" xmlns:cx2="http://schemas.microsoft.com/office/drawing/2015/10/21/chartex" xmlns:cx3="http://schemas.microsoft.com/office/drawing/2016/5/9/chartex" xmlns:cx4="http://schemas.microsoft.com/office/drawing/2016/5/10/chartex" xmlns:cx5="http://schemas.microsoft.com/office/drawing/2016/5/11/chartex" xmlns:cx6="http://schemas.microsoft.com/office/drawing/2016/5/12/chartex" xmlns:cx7="http://schemas.microsoft.com/office/drawing/2016/5/13/chartex" xmlns:cx8="http://schemas.microsoft.com/office/drawing/2016/5/14/chartex" xmlns:mc="http://schemas.openxmlformats.org/markup-compatibility/2006" xmlns:aink="http://schemas.microsoft.com/office/drawing/2016/ink" xmlns:am3d="http://schemas.microsoft.com/office/drawing/2017/model3d" xmlns:o="urn:schemas-microsoft-com:office:office" xmlns:oel="http://schemas.microsoft.com/office/2019/extlst" xmlns:r="http://schemas.openxmlformats.org/officeDocument/2006/relationships" xmlns:m="http://schemas.openxmlformats.org/officeDocument/2006/math" xmlns:v="urn:schemas-microsoft-com:vml" xmlns:wp14="http://schemas.microsoft.com/office/word/2010/wordprocessingDrawing" xmlns:wp="http://schemas.openxmlformats.org/drawingml/2006/wordprocessingDrawing" xmlns:w10="urn:schemas-microsoft-com:office:word" xmlns:w="http://schemas.openxmlformats.org/wordprocessingml/2006/main" xmlns:w14="http://schemas.microsoft.com/office/word/2010/wordml" xmlns:w15="http://schemas.microsoft.com/office/word/2012/wordml" xmlns:w16cex="http://schemas.microsoft.com/office/word/2018/wordml/cex" xmlns:w16cid="http://schemas.microsoft.com/office/word/2016/wordml/cid" xmlns:w16="http://schemas.microsoft.com/office/word/2018/wordml" xmlns:w16du="http://schemas.microsoft.com/office/word/2023/wordml/word16du" xmlns:w16sdtdh="http://schemas.microsoft.com/office/word/2020/wordml/sdtdatahash" xmlns:w16sdtfl="http://schemas.microsoft.com/office/word/2024/wordml/sdtformatlock" xmlns:w16se="http://schemas.microsoft.com/office/word/2015/wordml/symex" xmlns:wpg="http://schemas.microsoft.com/office/word/2010/wordprocessingGroup" xmlns:wpi="http://schemas.microsoft.com/office/word/2010/wordprocessingInk" xmlns:wne="http://schemas.microsoft.com/office/word/2006/wordml" xmlns:wps="http://schemas.microsoft.com/office/word/2010/wordprocessingShape" mc:Ignorable="w14 w15 w16se w16cid w16 w16cex w16sdtdh w16sdtfl w16du wp14">
+  <w:p>
+    <w:pPr>
+      <w:pStyle w:val="Header"/>
+    </w:pPr>
+  </w:p>
+</w:hdr>
+</file>
+
+<file path=word/header2.xml><?xml version="1.0" encoding="utf-8"?>
+<w:hdr xmlns:wpc="http://schemas.microsoft.com/office/word/2010/wordprocessingCanvas" xmlns:cx="http://schemas.microsoft.com/office/drawing/2014/chartex" xmlns:cx1="http://schemas.microsoft.com/office/drawing/2015/9/8/chartex" xmlns:cx2="http://schemas.microsoft.com/office/drawing/2015/10/21/chartex" xmlns:cx3="http://schemas.microsoft.com/office/drawing/2016/5/9/chartex" xmlns:cx4="http://schemas.microsoft.com/office/drawing/2016/5/10/chartex" xmlns:cx5="http://schemas.microsoft.com/office/drawing/2016/5/11/chartex" xmlns:cx6="http://schemas.microsoft.com/office/drawing/2016/5/12/chartex" xmlns:cx7="http://schemas.microsoft.com/office/drawing/2016/5/13/chartex" xmlns:cx8="http://schemas.microsoft.com/office/drawing/2016/5/14/chartex" xmlns:mc="http://schemas.openxmlformats.org/markup-compatibility/2006" xmlns:aink="http://schemas.microsoft.com/office/drawing/2016/ink" xmlns:am3d="http://schemas.microsoft.com/office/drawing/2017/model3d" xmlns:o="urn:schemas-microsoft-com:office:office" xmlns:oel="http://schemas.microsoft.com/office/2019/extlst" xmlns:r="http://schemas.openxmlformats.org/officeDocument/2006/relationships" xmlns:m="http://schemas.openxmlformats.org/officeDocument/2006/math" xmlns:v="urn:schemas-microsoft-com:vml" xmlns:wp14="http://schemas.microsoft.com/office/word/2010/wordprocessingDrawing" xmlns:wp="http://schemas.openxmlformats.org/drawingml/2006/wordprocessingDrawing" xmlns:w10="urn:schemas-microsoft-com:office:word" xmlns:w="http://schemas.openxmlformats.org/wordprocessingml/2006/main" xmlns:w14="http://schemas.microsoft.com/office/word/2010/wordml" xmlns:w15="http://schemas.microsoft.com/office/word/2012/wordml" xmlns:w16cex="http://schemas.microsoft.com/office/word/2018/wordml/cex" xmlns:w16cid="http://schemas.microsoft.com/office/word/2016/wordml/cid" xmlns:w16="http://schemas.microsoft.com/office/word/2018/wordml" xmlns:w16du="http://schemas.microsoft.com/office/word/2023/wordml/word16du" xmlns:w16sdtdh="http://schemas.microsoft.com/office/word/2020/wordml/sdtdatahash" xmlns:w16sdtfl="http://schemas.microsoft.com/office/word/2024/wordml/sdtformatlock" xmlns:w16se="http://schemas.microsoft.com/office/word/2015/wordml/symex" xmlns:wpg="http://schemas.microsoft.com/office/word/2010/wordprocessingGroup" xmlns:wpi="http://schemas.microsoft.com/office/word/2010/wordprocessingInk" xmlns:wne="http://schemas.microsoft.com/office/word/2006/wordml" xmlns:wps="http://schemas.microsoft.com/office/word/2010/wordprocessingShape" mc:Ignorable="w14 w15 w16se w16cid w16 w16cex w16sdtdh w16sdtfl w16du wp14">
+  <w:p>
+    <w:pPr>
+      <w:pStyle w:val="Header"/>
+    </w:pPr>
+  </w:p>
+</w:hdr>
+</file>
+
+<file path=word/header3.xml><?xml version="1.0" encoding="utf-8"?>
+<w:hdr xmlns:wpc="http://schemas.microsoft.com/office/word/2010/wordprocessingCanvas" xmlns:cx="http://schemas.microsoft.com/office/drawing/2014/chartex" xmlns:cx1="http://schemas.microsoft.com/office/drawing/2015/9/8/chartex" xmlns:cx2="http://schemas.microsoft.com/office/drawing/2015/10/21/chartex" xmlns:cx3="http://schemas.microsoft.com/office/drawing/2016/5/9/chartex" xmlns:cx4="http://schemas.microsoft.com/office/drawing/2016/5/10/chartex" xmlns:cx5="http://schemas.microsoft.com/office/drawing/2016/5/11/chartex" xmlns:cx6="http://schemas.microsoft.com/office/drawing/2016/5/12/chartex" xmlns:cx7="http://schemas.microsoft.com/office/drawing/2016/5/13/chartex" xmlns:cx8="http://schemas.microsoft.com/office/drawing/2016/5/14/chartex" xmlns:mc="http://schemas.openxmlformats.org/markup-compatibility/2006" xmlns:aink="http://schemas.microsoft.com/office/drawing/2016/ink" xmlns:am3d="http://schemas.microsoft.com/office/drawing/2017/model3d" xmlns:o="urn:schemas-microsoft-com:office:office" xmlns:oel="http://schemas.microsoft.com/office/2019/extlst" xmlns:r="http://schemas.openxmlformats.org/officeDocument/2006/relationships" xmlns:m="http://schemas.openxmlformats.org/officeDocument/2006/math" xmlns:v="urn:schemas-microsoft-com:vml" xmlns:wp14="http://schemas.microsoft.com/office/word/2010/wordprocessingDrawing" xmlns:wp="http://schemas.openxmlformats.org/drawingml/2006/wordprocessingDrawing" xmlns:w10="urn:schemas-microsoft-com:office:word" xmlns:w="http://schemas.openxmlformats.org/wordprocessingml/2006/main" xmlns:w14="http://schemas.microsoft.com/office/word/2010/wordml" xmlns:w15="http://schemas.microsoft.com/office/word/2012/wordml" xmlns:w16cex="http://schemas.microsoft.com/office/word/2018/wordml/cex" xmlns:w16cid="http://schemas.microsoft.com/office/word/2016/wordml/cid" xmlns:w16="http://schemas.microsoft.com/office/word/2018/wordml" xmlns:w16du="http://schemas.microsoft.com/office/word/2023/wordml/word16du" xmlns:w16sdtdh="http://schemas.microsoft.com/office/word/2020/wordml/sdtdatahash" xmlns:w16sdtfl="http://schemas.microsoft.com/office/word/2024/wordml/sdtformatlock" xmlns:w16se="http://schemas.microsoft.com/office/word/2015/wordml/symex" xmlns:wpg="http://schemas.microsoft.com/office/word/2010/wordprocessingGroup" xmlns:wpi="http://schemas.microsoft.com/office/word/2010/wordprocessingInk" xmlns:wne="http://schemas.microsoft.com/office/word/2006/wordml" xmlns:wps="http://schemas.microsoft.com/office/word/2010/wordprocessingShape" mc:Ignorable="w14 w15 w16se w16cid w16 w16cex w16sdtdh w16sdtfl w16du wp14">
+  <w:p>
+    <w:pPr>
+      <w:pStyle w:val="Header"/>
+    </w:pPr>
+  </w:p>
+</w:hdr>
 </file>
 
 <file path=word/numbering.xml><?xml version="1.0" encoding="utf-8"?>
@@ -6708,7 +6760,7 @@
   <w:style w:type="paragraph" w:default="1" w:styleId="Normal">
     <w:name w:val="Normal"/>
     <w:qFormat/>
-    <w:rsid w:val="00A14AD2"/>
+    <w:rsid w:val="00713407"/>
     <w:pPr>
       <w:spacing w:before="160" w:after="80" w:line="336" w:lineRule="auto"/>
     </w:pPr>
@@ -6723,7 +6775,7 @@
     <w:next w:val="Normal"/>
     <w:link w:val="Heading1Char"/>
     <w:qFormat/>
-    <w:rsid w:val="00A14AD2"/>
+    <w:rsid w:val="00713407"/>
     <w:pPr>
       <w:keepNext/>
       <w:spacing w:before="400" w:after="200" w:line="240" w:lineRule="auto"/>
@@ -6743,7 +6795,7 @@
     <w:next w:val="Normal"/>
     <w:link w:val="Heading2Char"/>
     <w:qFormat/>
-    <w:rsid w:val="00A14AD2"/>
+    <w:rsid w:val="00713407"/>
     <w:pPr>
       <w:keepNext/>
       <w:pBdr>
@@ -6767,7 +6819,7 @@
     <w:next w:val="Normal"/>
     <w:link w:val="Heading3Char"/>
     <w:qFormat/>
-    <w:rsid w:val="00A14AD2"/>
+    <w:rsid w:val="00713407"/>
     <w:pPr>
       <w:keepNext/>
       <w:autoSpaceDE w:val="0"/>
@@ -6788,7 +6840,7 @@
     <w:uiPriority w:val="1"/>
     <w:semiHidden/>
     <w:unhideWhenUsed/>
-    <w:rsid w:val="00A14AD2"/>
+    <w:rsid w:val="00713407"/>
   </w:style>
   <w:style w:type="table" w:default="1" w:styleId="TableNormal">
     <w:name w:val="Normal Table"/>
@@ -6810,14 +6862,14 @@
     <w:uiPriority w:val="99"/>
     <w:semiHidden/>
     <w:unhideWhenUsed/>
-    <w:rsid w:val="00A14AD2"/>
+    <w:rsid w:val="00713407"/>
   </w:style>
   <w:style w:type="paragraph" w:styleId="ListParagraph">
     <w:name w:val="List Paragraph"/>
     <w:basedOn w:val="Normal"/>
     <w:uiPriority w:val="34"/>
     <w:qFormat/>
-    <w:rsid w:val="00A14AD2"/>
+    <w:rsid w:val="00713407"/>
     <w:pPr>
       <w:ind w:left="720"/>
     </w:pPr>
@@ -6825,7 +6877,7 @@
   <w:style w:type="character" w:styleId="Hyperlink">
     <w:name w:val="Hyperlink"/>
     <w:uiPriority w:val="99"/>
-    <w:rsid w:val="00A14AD2"/>
+    <w:rsid w:val="00713407"/>
     <w:rPr>
       <w:color w:val="0000FF"/>
       <w:u w:val="single"/>
@@ -6835,7 +6887,7 @@
     <w:name w:val="header"/>
     <w:basedOn w:val="Normal"/>
     <w:link w:val="HeaderChar"/>
-    <w:rsid w:val="00A14AD2"/>
+    <w:rsid w:val="00713407"/>
     <w:pPr>
       <w:tabs>
         <w:tab w:val="left" w:pos="5040"/>
@@ -6861,7 +6913,7 @@
     <w:name w:val="footer"/>
     <w:basedOn w:val="Normal"/>
     <w:link w:val="FooterChar"/>
-    <w:rsid w:val="00A14AD2"/>
+    <w:rsid w:val="00713407"/>
     <w:pPr>
       <w:pBdr>
         <w:top w:val="single" w:sz="4" w:space="1" w:color="auto"/>
@@ -6901,7 +6953,7 @@
   </w:style>
   <w:style w:type="character" w:styleId="FollowedHyperlink">
     <w:name w:val="FollowedHyperlink"/>
-    <w:rsid w:val="00A14AD2"/>
+    <w:rsid w:val="00713407"/>
     <w:rPr>
       <w:color w:val="800080"/>
       <w:u w:val="single"/>
@@ -6937,7 +6989,7 @@
   <w:style w:type="paragraph" w:customStyle="1" w:styleId="NumberedHeading2">
     <w:name w:val="Numbered Heading 2"/>
     <w:basedOn w:val="Normal"/>
-    <w:rsid w:val="00A14AD2"/>
+    <w:rsid w:val="00713407"/>
     <w:pPr>
       <w:numPr>
         <w:numId w:val="1"/>
@@ -6947,7 +6999,7 @@
   <w:style w:type="paragraph" w:customStyle="1" w:styleId="Outlinenumbering">
     <w:name w:val="Outline numbering"/>
     <w:basedOn w:val="Normal"/>
-    <w:rsid w:val="00A14AD2"/>
+    <w:rsid w:val="00713407"/>
     <w:pPr>
       <w:numPr>
         <w:numId w:val="2"/>
@@ -6965,7 +7017,7 @@
   <w:style w:type="character" w:styleId="PageNumber">
     <w:name w:val="page number"/>
     <w:basedOn w:val="DefaultParagraphFont"/>
-    <w:rsid w:val="00A14AD2"/>
+    <w:rsid w:val="00713407"/>
   </w:style>
   <w:style w:type="paragraph" w:customStyle="1" w:styleId="Default">
     <w:name w:val="Default"/>
@@ -7000,7 +7052,7 @@
     <w:uiPriority w:val="39"/>
     <w:unhideWhenUsed/>
     <w:qFormat/>
-    <w:rsid w:val="00A14AD2"/>
+    <w:rsid w:val="00713407"/>
     <w:pPr>
       <w:keepLines/>
       <w:spacing w:after="0" w:line="259" w:lineRule="auto"/>
@@ -7020,7 +7072,7 @@
     <w:autoRedefine/>
     <w:uiPriority w:val="39"/>
     <w:unhideWhenUsed/>
-    <w:rsid w:val="00A14AD2"/>
+    <w:rsid w:val="00713407"/>
     <w:pPr>
       <w:spacing w:after="100" w:line="240" w:lineRule="auto"/>
     </w:pPr>
@@ -7032,7 +7084,7 @@
     <w:autoRedefine/>
     <w:uiPriority w:val="39"/>
     <w:unhideWhenUsed/>
-    <w:rsid w:val="00A14AD2"/>
+    <w:rsid w:val="00713407"/>
     <w:pPr>
       <w:spacing w:after="100" w:line="240" w:lineRule="auto"/>
       <w:ind w:left="202"/>
@@ -7076,7 +7128,7 @@
     <w:autoRedefine/>
     <w:uiPriority w:val="39"/>
     <w:unhideWhenUsed/>
-    <w:rsid w:val="00A14AD2"/>
+    <w:rsid w:val="00713407"/>
     <w:pPr>
       <w:spacing w:after="100" w:line="240" w:lineRule="auto"/>
       <w:ind w:left="403"/>
@@ -7100,7 +7152,7 @@
     <w:name w:val="Code"/>
     <w:basedOn w:val="Normal"/>
     <w:qFormat/>
-    <w:rsid w:val="00A14AD2"/>
+    <w:rsid w:val="00713407"/>
     <w:pPr>
       <w:spacing w:before="80" w:line="240" w:lineRule="auto"/>
     </w:pPr>
@@ -7298,6 +7350,7 @@
   <w:rsids>
     <w:rsidRoot w:val="00F54C4C"/>
     <w:rsid w:val="008A25A0"/>
+    <w:rsid w:val="00A1717B"/>
     <w:rsid w:val="00B93910"/>
     <w:rsid w:val="00BB5069"/>
     <w:rsid w:val="00BE293A"/>

--- a/Ethical_Hacking/Server_Side_Attacks/Metasploit_FTP_Vulnerability.docx
+++ b/Ethical_Hacking/Server_Side_Attacks/Metasploit_FTP_Vulnerability.docx
@@ -6,7 +6,7 @@
       <w:pPr>
         <w:pStyle w:val="Heading1"/>
       </w:pPr>
-      <w:bookmarkStart w:id="0" w:name="_Toc193639446"/>
+      <w:bookmarkStart w:id="0" w:name="_Toc194904403"/>
       <w:r>
         <w:t xml:space="preserve">Metasploit </w:t>
       </w:r>
@@ -79,7 +79,7 @@
           <w:r>
             <w:fldChar w:fldCharType="separate"/>
           </w:r>
-          <w:hyperlink w:anchor="_Toc193639446" w:history="1">
+          <w:hyperlink w:anchor="_Toc194904403" w:history="1">
             <w:r>
               <w:rPr>
                 <w:rStyle w:val="Hyperlink"/>
@@ -106,7 +106,7 @@
                 <w:noProof/>
                 <w:webHidden/>
               </w:rPr>
-              <w:instrText xml:space="preserve"> PAGEREF _Toc193639446 \h </w:instrText>
+              <w:instrText xml:space="preserve"> PAGEREF _Toc194904403 \h </w:instrText>
             </w:r>
             <w:r>
               <w:rPr>
@@ -151,7 +151,7 @@
               <w14:ligatures w14:val="standardContextual"/>
             </w:rPr>
           </w:pPr>
-          <w:hyperlink w:anchor="_Toc193639447" w:history="1">
+          <w:hyperlink w:anchor="_Toc194904404" w:history="1">
             <w:r>
               <w:rPr>
                 <w:rStyle w:val="Hyperlink"/>
@@ -178,7 +178,7 @@
                 <w:noProof/>
                 <w:webHidden/>
               </w:rPr>
-              <w:instrText xml:space="preserve"> PAGEREF _Toc193639447 \h </w:instrText>
+              <w:instrText xml:space="preserve"> PAGEREF _Toc194904404 \h </w:instrText>
             </w:r>
             <w:r>
               <w:rPr>
@@ -223,7 +223,7 @@
               <w14:ligatures w14:val="standardContextual"/>
             </w:rPr>
           </w:pPr>
-          <w:hyperlink w:anchor="_Toc193639448" w:history="1">
+          <w:hyperlink w:anchor="_Toc194904405" w:history="1">
             <w:r>
               <w:rPr>
                 <w:rStyle w:val="Hyperlink"/>
@@ -250,7 +250,7 @@
                 <w:noProof/>
                 <w:webHidden/>
               </w:rPr>
-              <w:instrText xml:space="preserve"> PAGEREF _Toc193639448 \h </w:instrText>
+              <w:instrText xml:space="preserve"> PAGEREF _Toc194904405 \h </w:instrText>
             </w:r>
             <w:r>
               <w:rPr>
@@ -297,7 +297,7 @@
       <w:pPr>
         <w:pStyle w:val="Heading1"/>
       </w:pPr>
-      <w:bookmarkStart w:id="1" w:name="_Toc193639447"/>
+      <w:bookmarkStart w:id="1" w:name="_Toc194904404"/>
       <w:r>
         <w:t xml:space="preserve">Find </w:t>
       </w:r>
@@ -331,6 +331,29 @@
         </w:numPr>
       </w:pPr>
       <w:r>
+        <w:t xml:space="preserve">Set Kali Linux and </w:t>
+      </w:r>
+      <w:proofErr w:type="spellStart"/>
+      <w:r>
+        <w:t>Metasploitable</w:t>
+      </w:r>
+      <w:proofErr w:type="spellEnd"/>
+      <w:r>
+        <w:t xml:space="preserve"> 2 to the Ethical Hacking NAT Network</w:t>
+      </w:r>
+      <w:r>
+        <w:t>.</w:t>
+      </w:r>
+    </w:p>
+    <w:p>
+      <w:pPr>
+        <w:pStyle w:val="ListParagraph"/>
+        <w:numPr>
+          <w:ilvl w:val="0"/>
+          <w:numId w:val="4"/>
+        </w:numPr>
+      </w:pPr>
+      <w:r>
         <w:t xml:space="preserve">Start </w:t>
       </w:r>
       <w:r>
@@ -413,6 +436,17 @@
       <w:proofErr w:type="spellEnd"/>
       <w:r>
         <w:t xml:space="preserve"> output to a text file to look at later.</w:t>
+      </w:r>
+      <w:r>
+        <w:t xml:space="preserve"> (Substitute the </w:t>
+      </w:r>
+      <w:proofErr w:type="spellStart"/>
+      <w:r>
+        <w:t>ip</w:t>
+      </w:r>
+      <w:proofErr w:type="spellEnd"/>
+      <w:r>
+        <w:t xml:space="preserve"> address you found for the one in step 4.)</w:t>
       </w:r>
     </w:p>
     <w:p>
@@ -757,6 +791,7 @@
         </w:numPr>
       </w:pPr>
       <w:r>
+        <w:lastRenderedPageBreak/>
         <w:t>The exploit is already set to port 21.</w:t>
       </w:r>
     </w:p>
@@ -788,6 +823,17 @@
       <w:r>
         <w:t xml:space="preserve"> command to set the IP address of the ftp server</w:t>
       </w:r>
+      <w:r>
+        <w:t xml:space="preserve"> on </w:t>
+      </w:r>
+      <w:proofErr w:type="spellStart"/>
+      <w:r>
+        <w:t>Metasploitable</w:t>
+      </w:r>
+      <w:proofErr w:type="spellEnd"/>
+      <w:r>
+        <w:t xml:space="preserve"> 2.</w:t>
+      </w:r>
     </w:p>
     <w:p>
       <w:pPr>
@@ -797,7 +843,6 @@
         <w:rPr>
           <w:noProof/>
         </w:rPr>
-        <w:lastRenderedPageBreak/>
         <w:drawing>
           <wp:inline distT="0" distB="0" distL="0" distR="0" wp14:anchorId="75BB71BB" wp14:editId="66DB3FA3">
             <wp:extent cx="5085714" cy="476190"/>
@@ -1086,7 +1131,10 @@
       </w:r>
       <w:proofErr w:type="spellStart"/>
       <w:r>
-        <w:t>metasploitable</w:t>
+        <w:t>M</w:t>
+      </w:r>
+      <w:r>
+        <w:t>etasploitable</w:t>
       </w:r>
       <w:proofErr w:type="spellEnd"/>
       <w:r>
@@ -1228,6 +1276,7 @@
         </w:numPr>
       </w:pPr>
       <w:r>
+        <w:lastRenderedPageBreak/>
         <w:t xml:space="preserve">You can </w:t>
       </w:r>
       <w:r>
@@ -1241,9 +1290,8 @@
       <w:pPr>
         <w:pStyle w:val="Heading2"/>
       </w:pPr>
-      <w:bookmarkStart w:id="3" w:name="_Toc193639448"/>
-      <w:r>
-        <w:lastRenderedPageBreak/>
+      <w:bookmarkStart w:id="3" w:name="_Toc194904405"/>
+      <w:r>
         <w:t>Assignment Submission</w:t>
       </w:r>
       <w:bookmarkEnd w:id="3"/>
@@ -1383,7 +1431,7 @@
       <w:rPr>
         <w:noProof/>
       </w:rPr>
-      <w:t>3/23/2025</w:t>
+      <w:t>4/7/2025</w:t>
     </w:r>
     <w:r>
       <w:fldChar w:fldCharType="end"/>
@@ -6760,7 +6808,7 @@
   <w:style w:type="paragraph" w:default="1" w:styleId="Normal">
     <w:name w:val="Normal"/>
     <w:qFormat/>
-    <w:rsid w:val="00713407"/>
+    <w:rsid w:val="00C25812"/>
     <w:pPr>
       <w:spacing w:before="160" w:after="80" w:line="336" w:lineRule="auto"/>
     </w:pPr>
@@ -6775,7 +6823,7 @@
     <w:next w:val="Normal"/>
     <w:link w:val="Heading1Char"/>
     <w:qFormat/>
-    <w:rsid w:val="00713407"/>
+    <w:rsid w:val="00C25812"/>
     <w:pPr>
       <w:keepNext/>
       <w:spacing w:before="400" w:after="200" w:line="240" w:lineRule="auto"/>
@@ -6795,7 +6843,7 @@
     <w:next w:val="Normal"/>
     <w:link w:val="Heading2Char"/>
     <w:qFormat/>
-    <w:rsid w:val="00713407"/>
+    <w:rsid w:val="00C25812"/>
     <w:pPr>
       <w:keepNext/>
       <w:pBdr>
@@ -6819,7 +6867,7 @@
     <w:next w:val="Normal"/>
     <w:link w:val="Heading3Char"/>
     <w:qFormat/>
-    <w:rsid w:val="00713407"/>
+    <w:rsid w:val="00C25812"/>
     <w:pPr>
       <w:keepNext/>
       <w:autoSpaceDE w:val="0"/>
@@ -6840,7 +6888,7 @@
     <w:uiPriority w:val="1"/>
     <w:semiHidden/>
     <w:unhideWhenUsed/>
-    <w:rsid w:val="00713407"/>
+    <w:rsid w:val="00C25812"/>
   </w:style>
   <w:style w:type="table" w:default="1" w:styleId="TableNormal">
     <w:name w:val="Normal Table"/>
@@ -6862,14 +6910,14 @@
     <w:uiPriority w:val="99"/>
     <w:semiHidden/>
     <w:unhideWhenUsed/>
-    <w:rsid w:val="00713407"/>
+    <w:rsid w:val="00C25812"/>
   </w:style>
   <w:style w:type="paragraph" w:styleId="ListParagraph">
     <w:name w:val="List Paragraph"/>
     <w:basedOn w:val="Normal"/>
     <w:uiPriority w:val="34"/>
     <w:qFormat/>
-    <w:rsid w:val="00713407"/>
+    <w:rsid w:val="00C25812"/>
     <w:pPr>
       <w:ind w:left="720"/>
     </w:pPr>
@@ -6877,7 +6925,7 @@
   <w:style w:type="character" w:styleId="Hyperlink">
     <w:name w:val="Hyperlink"/>
     <w:uiPriority w:val="99"/>
-    <w:rsid w:val="00713407"/>
+    <w:rsid w:val="00C25812"/>
     <w:rPr>
       <w:color w:val="0000FF"/>
       <w:u w:val="single"/>
@@ -6887,7 +6935,7 @@
     <w:name w:val="header"/>
     <w:basedOn w:val="Normal"/>
     <w:link w:val="HeaderChar"/>
-    <w:rsid w:val="00713407"/>
+    <w:rsid w:val="00C25812"/>
     <w:pPr>
       <w:tabs>
         <w:tab w:val="left" w:pos="5040"/>
@@ -6913,7 +6961,7 @@
     <w:name w:val="footer"/>
     <w:basedOn w:val="Normal"/>
     <w:link w:val="FooterChar"/>
-    <w:rsid w:val="00713407"/>
+    <w:rsid w:val="00C25812"/>
     <w:pPr>
       <w:pBdr>
         <w:top w:val="single" w:sz="4" w:space="1" w:color="auto"/>
@@ -6953,7 +7001,7 @@
   </w:style>
   <w:style w:type="character" w:styleId="FollowedHyperlink">
     <w:name w:val="FollowedHyperlink"/>
-    <w:rsid w:val="00713407"/>
+    <w:rsid w:val="00C25812"/>
     <w:rPr>
       <w:color w:val="800080"/>
       <w:u w:val="single"/>
@@ -6989,7 +7037,7 @@
   <w:style w:type="paragraph" w:customStyle="1" w:styleId="NumberedHeading2">
     <w:name w:val="Numbered Heading 2"/>
     <w:basedOn w:val="Normal"/>
-    <w:rsid w:val="00713407"/>
+    <w:rsid w:val="00C25812"/>
     <w:pPr>
       <w:numPr>
         <w:numId w:val="1"/>
@@ -6999,7 +7047,7 @@
   <w:style w:type="paragraph" w:customStyle="1" w:styleId="Outlinenumbering">
     <w:name w:val="Outline numbering"/>
     <w:basedOn w:val="Normal"/>
-    <w:rsid w:val="00713407"/>
+    <w:rsid w:val="00C25812"/>
     <w:pPr>
       <w:numPr>
         <w:numId w:val="2"/>
@@ -7017,7 +7065,7 @@
   <w:style w:type="character" w:styleId="PageNumber">
     <w:name w:val="page number"/>
     <w:basedOn w:val="DefaultParagraphFont"/>
-    <w:rsid w:val="00713407"/>
+    <w:rsid w:val="00C25812"/>
   </w:style>
   <w:style w:type="paragraph" w:customStyle="1" w:styleId="Default">
     <w:name w:val="Default"/>
@@ -7052,7 +7100,7 @@
     <w:uiPriority w:val="39"/>
     <w:unhideWhenUsed/>
     <w:qFormat/>
-    <w:rsid w:val="00713407"/>
+    <w:rsid w:val="00C25812"/>
     <w:pPr>
       <w:keepLines/>
       <w:spacing w:after="0" w:line="259" w:lineRule="auto"/>
@@ -7072,7 +7120,7 @@
     <w:autoRedefine/>
     <w:uiPriority w:val="39"/>
     <w:unhideWhenUsed/>
-    <w:rsid w:val="00713407"/>
+    <w:rsid w:val="00C25812"/>
     <w:pPr>
       <w:spacing w:after="100" w:line="240" w:lineRule="auto"/>
     </w:pPr>
@@ -7084,7 +7132,7 @@
     <w:autoRedefine/>
     <w:uiPriority w:val="39"/>
     <w:unhideWhenUsed/>
-    <w:rsid w:val="00713407"/>
+    <w:rsid w:val="00C25812"/>
     <w:pPr>
       <w:spacing w:after="100" w:line="240" w:lineRule="auto"/>
       <w:ind w:left="202"/>
@@ -7128,7 +7176,7 @@
     <w:autoRedefine/>
     <w:uiPriority w:val="39"/>
     <w:unhideWhenUsed/>
-    <w:rsid w:val="00713407"/>
+    <w:rsid w:val="00C25812"/>
     <w:pPr>
       <w:spacing w:after="100" w:line="240" w:lineRule="auto"/>
       <w:ind w:left="403"/>
@@ -7152,7 +7200,7 @@
     <w:name w:val="Code"/>
     <w:basedOn w:val="Normal"/>
     <w:qFormat/>
-    <w:rsid w:val="00713407"/>
+    <w:rsid w:val="00C25812"/>
     <w:pPr>
       <w:spacing w:before="80" w:line="240" w:lineRule="auto"/>
     </w:pPr>
@@ -7349,6 +7397,7 @@
   </w:compat>
   <w:rsids>
     <w:rsidRoot w:val="00F54C4C"/>
+    <w:rsid w:val="003C78FD"/>
     <w:rsid w:val="008A25A0"/>
     <w:rsid w:val="00A1717B"/>
     <w:rsid w:val="00B93910"/>

--- a/Ethical_Hacking/Server_Side_Attacks/Metasploit_FTP_Vulnerability.docx
+++ b/Ethical_Hacking/Server_Side_Attacks/Metasploit_FTP_Vulnerability.docx
@@ -376,7 +376,27 @@
         <w:t xml:space="preserve"> 2</w:t>
       </w:r>
       <w:r>
-        <w:t xml:space="preserve"> Linux virtual machine.</w:t>
+        <w:t xml:space="preserve"> </w:t>
+      </w:r>
+      <w:r>
+        <w:t xml:space="preserve">and </w:t>
+      </w:r>
+      <w:r>
+        <w:rPr>
+          <w:b/>
+          <w:bCs/>
+        </w:rPr>
+        <w:t xml:space="preserve">Kali </w:t>
+      </w:r>
+      <w:r>
+        <w:rPr>
+          <w:b/>
+          <w:bCs/>
+        </w:rPr>
+        <w:t>Linux</w:t>
+      </w:r>
+      <w:r>
+        <w:t xml:space="preserve"> virtual machine.</w:t>
       </w:r>
     </w:p>
     <w:p>
@@ -446,7 +466,13 @@
       </w:r>
       <w:proofErr w:type="spellEnd"/>
       <w:r>
-        <w:t xml:space="preserve"> address you found for the one in step 4.)</w:t>
+        <w:t xml:space="preserve"> address you found for the one in </w:t>
+      </w:r>
+      <w:r>
+        <w:t>the command</w:t>
+      </w:r>
+      <w:r>
+        <w:t>.)</w:t>
       </w:r>
     </w:p>
     <w:p>
@@ -1288,13 +1314,103 @@
     </w:p>
     <w:p>
       <w:pPr>
+        <w:pStyle w:val="ListParagraph"/>
+        <w:numPr>
+          <w:ilvl w:val="0"/>
+          <w:numId w:val="4"/>
+        </w:numPr>
+      </w:pPr>
+      <w:bookmarkStart w:id="3" w:name="_Hlk194904575"/>
+      <w:r>
+        <w:t xml:space="preserve">Type </w:t>
+      </w:r>
+      <w:r>
+        <w:rPr>
+          <w:b/>
+          <w:bCs/>
+        </w:rPr>
+        <w:t>q</w:t>
+      </w:r>
+      <w:r>
+        <w:t xml:space="preserve"> to exit Metasploit</w:t>
+      </w:r>
+    </w:p>
+    <w:p>
+      <w:pPr>
+        <w:pStyle w:val="ListParagraph"/>
+        <w:numPr>
+          <w:ilvl w:val="0"/>
+          <w:numId w:val="4"/>
+        </w:numPr>
+      </w:pPr>
+      <w:r>
+        <w:t xml:space="preserve">Shut down Kali Linux: </w:t>
+      </w:r>
+      <w:proofErr w:type="spellStart"/>
+      <w:r>
+        <w:rPr>
+          <w:b/>
+          <w:bCs/>
+        </w:rPr>
+        <w:t>poweroff</w:t>
+      </w:r>
+      <w:proofErr w:type="spellEnd"/>
+    </w:p>
+    <w:p>
+      <w:pPr>
+        <w:pStyle w:val="ListParagraph"/>
+        <w:numPr>
+          <w:ilvl w:val="0"/>
+          <w:numId w:val="4"/>
+        </w:numPr>
+      </w:pPr>
+      <w:r>
+        <w:t xml:space="preserve">Shut down </w:t>
+      </w:r>
+      <w:proofErr w:type="spellStart"/>
+      <w:r>
+        <w:t>Metasploitable</w:t>
+      </w:r>
+      <w:proofErr w:type="spellEnd"/>
+      <w:r>
+        <w:t xml:space="preserve"> 2: </w:t>
+      </w:r>
+      <w:proofErr w:type="spellStart"/>
+      <w:r>
+        <w:rPr>
+          <w:b/>
+          <w:bCs/>
+        </w:rPr>
+        <w:t>sudo</w:t>
+      </w:r>
+      <w:proofErr w:type="spellEnd"/>
+      <w:r>
+        <w:rPr>
+          <w:b/>
+          <w:bCs/>
+        </w:rPr>
+        <w:t xml:space="preserve"> </w:t>
+      </w:r>
+      <w:proofErr w:type="spellStart"/>
+      <w:r>
+        <w:rPr>
+          <w:b/>
+          <w:bCs/>
+        </w:rPr>
+        <w:t>poweroff</w:t>
+      </w:r>
+      <w:proofErr w:type="spellEnd"/>
+    </w:p>
+    <w:p>
+      <w:pPr>
         <w:pStyle w:val="Heading2"/>
       </w:pPr>
-      <w:bookmarkStart w:id="3" w:name="_Toc194904405"/>
+      <w:bookmarkStart w:id="4" w:name="_Toc194904405"/>
+      <w:bookmarkEnd w:id="3"/>
       <w:r>
         <w:t>Assignment Submission</w:t>
       </w:r>
-      <w:bookmarkEnd w:id="3"/>
+      <w:bookmarkEnd w:id="4"/>
     </w:p>
     <w:p>
       <w:r>
@@ -6530,7 +6646,6 @@
     <w:lsdException w:name="Title" w:qFormat="1"/>
     <w:lsdException w:name="Default Paragraph Font" w:uiPriority="1"/>
     <w:lsdException w:name="Subtitle" w:qFormat="1"/>
-    <w:lsdException w:name="Hyperlink" w:uiPriority="99"/>
     <w:lsdException w:name="Strong" w:qFormat="1"/>
     <w:lsdException w:name="Normal (Web)" w:uiPriority="99"/>
     <w:lsdException w:name="HTML Preformatted" w:semiHidden="1" w:unhideWhenUsed="1"/>
@@ -6808,7 +6923,7 @@
   <w:style w:type="paragraph" w:default="1" w:styleId="Normal">
     <w:name w:val="Normal"/>
     <w:qFormat/>
-    <w:rsid w:val="00C25812"/>
+    <w:rsid w:val="00AA7C1B"/>
     <w:pPr>
       <w:spacing w:before="160" w:after="80" w:line="336" w:lineRule="auto"/>
     </w:pPr>
@@ -6823,7 +6938,7 @@
     <w:next w:val="Normal"/>
     <w:link w:val="Heading1Char"/>
     <w:qFormat/>
-    <w:rsid w:val="00C25812"/>
+    <w:rsid w:val="00AA7C1B"/>
     <w:pPr>
       <w:keepNext/>
       <w:spacing w:before="400" w:after="200" w:line="240" w:lineRule="auto"/>
@@ -6843,7 +6958,7 @@
     <w:next w:val="Normal"/>
     <w:link w:val="Heading2Char"/>
     <w:qFormat/>
-    <w:rsid w:val="00C25812"/>
+    <w:rsid w:val="00AA7C1B"/>
     <w:pPr>
       <w:keepNext/>
       <w:pBdr>
@@ -6867,7 +6982,7 @@
     <w:next w:val="Normal"/>
     <w:link w:val="Heading3Char"/>
     <w:qFormat/>
-    <w:rsid w:val="00C25812"/>
+    <w:rsid w:val="00AA7C1B"/>
     <w:pPr>
       <w:keepNext/>
       <w:autoSpaceDE w:val="0"/>
@@ -6886,9 +7001,8 @@
   <w:style w:type="character" w:default="1" w:styleId="DefaultParagraphFont">
     <w:name w:val="Default Paragraph Font"/>
     <w:uiPriority w:val="1"/>
-    <w:semiHidden/>
     <w:unhideWhenUsed/>
-    <w:rsid w:val="00C25812"/>
+    <w:rsid w:val="00AA7C1B"/>
   </w:style>
   <w:style w:type="table" w:default="1" w:styleId="TableNormal">
     <w:name w:val="Normal Table"/>
@@ -6910,22 +7024,21 @@
     <w:uiPriority w:val="99"/>
     <w:semiHidden/>
     <w:unhideWhenUsed/>
-    <w:rsid w:val="00C25812"/>
+    <w:rsid w:val="00AA7C1B"/>
   </w:style>
   <w:style w:type="paragraph" w:styleId="ListParagraph">
     <w:name w:val="List Paragraph"/>
     <w:basedOn w:val="Normal"/>
     <w:uiPriority w:val="34"/>
     <w:qFormat/>
-    <w:rsid w:val="00C25812"/>
+    <w:rsid w:val="00AA7C1B"/>
     <w:pPr>
       <w:ind w:left="720"/>
     </w:pPr>
   </w:style>
   <w:style w:type="character" w:styleId="Hyperlink">
     <w:name w:val="Hyperlink"/>
-    <w:uiPriority w:val="99"/>
-    <w:rsid w:val="00C25812"/>
+    <w:rsid w:val="00AA7C1B"/>
     <w:rPr>
       <w:color w:val="0000FF"/>
       <w:u w:val="single"/>
@@ -6935,7 +7048,7 @@
     <w:name w:val="header"/>
     <w:basedOn w:val="Normal"/>
     <w:link w:val="HeaderChar"/>
-    <w:rsid w:val="00C25812"/>
+    <w:rsid w:val="00AA7C1B"/>
     <w:pPr>
       <w:tabs>
         <w:tab w:val="left" w:pos="5040"/>
@@ -6961,7 +7074,7 @@
     <w:name w:val="footer"/>
     <w:basedOn w:val="Normal"/>
     <w:link w:val="FooterChar"/>
-    <w:rsid w:val="00C25812"/>
+    <w:rsid w:val="00AA7C1B"/>
     <w:pPr>
       <w:pBdr>
         <w:top w:val="single" w:sz="4" w:space="1" w:color="auto"/>
@@ -7001,7 +7114,7 @@
   </w:style>
   <w:style w:type="character" w:styleId="FollowedHyperlink">
     <w:name w:val="FollowedHyperlink"/>
-    <w:rsid w:val="00C25812"/>
+    <w:rsid w:val="00AA7C1B"/>
     <w:rPr>
       <w:color w:val="800080"/>
       <w:u w:val="single"/>
@@ -7037,7 +7150,7 @@
   <w:style w:type="paragraph" w:customStyle="1" w:styleId="NumberedHeading2">
     <w:name w:val="Numbered Heading 2"/>
     <w:basedOn w:val="Normal"/>
-    <w:rsid w:val="00C25812"/>
+    <w:rsid w:val="00AA7C1B"/>
     <w:pPr>
       <w:numPr>
         <w:numId w:val="1"/>
@@ -7047,7 +7160,7 @@
   <w:style w:type="paragraph" w:customStyle="1" w:styleId="Outlinenumbering">
     <w:name w:val="Outline numbering"/>
     <w:basedOn w:val="Normal"/>
-    <w:rsid w:val="00C25812"/>
+    <w:rsid w:val="00AA7C1B"/>
     <w:pPr>
       <w:numPr>
         <w:numId w:val="2"/>
@@ -7065,7 +7178,7 @@
   <w:style w:type="character" w:styleId="PageNumber">
     <w:name w:val="page number"/>
     <w:basedOn w:val="DefaultParagraphFont"/>
-    <w:rsid w:val="00C25812"/>
+    <w:rsid w:val="00AA7C1B"/>
   </w:style>
   <w:style w:type="paragraph" w:customStyle="1" w:styleId="Default">
     <w:name w:val="Default"/>
@@ -7100,7 +7213,7 @@
     <w:uiPriority w:val="39"/>
     <w:unhideWhenUsed/>
     <w:qFormat/>
-    <w:rsid w:val="00C25812"/>
+    <w:rsid w:val="00AA7C1B"/>
     <w:pPr>
       <w:keepLines/>
       <w:spacing w:after="0" w:line="259" w:lineRule="auto"/>
@@ -7120,7 +7233,7 @@
     <w:autoRedefine/>
     <w:uiPriority w:val="39"/>
     <w:unhideWhenUsed/>
-    <w:rsid w:val="00C25812"/>
+    <w:rsid w:val="00AA7C1B"/>
     <w:pPr>
       <w:spacing w:after="100" w:line="240" w:lineRule="auto"/>
     </w:pPr>
@@ -7132,7 +7245,7 @@
     <w:autoRedefine/>
     <w:uiPriority w:val="39"/>
     <w:unhideWhenUsed/>
-    <w:rsid w:val="00C25812"/>
+    <w:rsid w:val="00AA7C1B"/>
     <w:pPr>
       <w:spacing w:after="100" w:line="240" w:lineRule="auto"/>
       <w:ind w:left="202"/>
@@ -7176,7 +7289,7 @@
     <w:autoRedefine/>
     <w:uiPriority w:val="39"/>
     <w:unhideWhenUsed/>
-    <w:rsid w:val="00C25812"/>
+    <w:rsid w:val="00AA7C1B"/>
     <w:pPr>
       <w:spacing w:after="100" w:line="240" w:lineRule="auto"/>
       <w:ind w:left="403"/>
@@ -7200,7 +7313,7 @@
     <w:name w:val="Code"/>
     <w:basedOn w:val="Normal"/>
     <w:qFormat/>
-    <w:rsid w:val="00C25812"/>
+    <w:rsid w:val="00AA7C1B"/>
     <w:pPr>
       <w:spacing w:before="80" w:line="240" w:lineRule="auto"/>
     </w:pPr>
@@ -7401,6 +7514,7 @@
     <w:rsid w:val="008A25A0"/>
     <w:rsid w:val="00A1717B"/>
     <w:rsid w:val="00B93910"/>
+    <w:rsid w:val="00B963E4"/>
     <w:rsid w:val="00BB5069"/>
     <w:rsid w:val="00BE293A"/>
     <w:rsid w:val="00CA7B8A"/>

--- a/Ethical_Hacking/Server_Side_Attacks/Metasploit_FTP_Vulnerability.docx
+++ b/Ethical_Hacking/Server_Side_Attacks/Metasploit_FTP_Vulnerability.docx
@@ -6,7 +6,7 @@
       <w:pPr>
         <w:pStyle w:val="Heading1"/>
       </w:pPr>
-      <w:bookmarkStart w:id="0" w:name="_Toc194904403"/>
+      <w:bookmarkStart w:id="0" w:name="_Toc194904730"/>
       <w:r>
         <w:t xml:space="preserve">Metasploit </w:t>
       </w:r>
@@ -79,7 +79,7 @@
           <w:r>
             <w:fldChar w:fldCharType="separate"/>
           </w:r>
-          <w:hyperlink w:anchor="_Toc194904403" w:history="1">
+          <w:hyperlink w:anchor="_Toc194904730" w:history="1">
             <w:r>
               <w:rPr>
                 <w:rStyle w:val="Hyperlink"/>
@@ -106,7 +106,7 @@
                 <w:noProof/>
                 <w:webHidden/>
               </w:rPr>
-              <w:instrText xml:space="preserve"> PAGEREF _Toc194904403 \h </w:instrText>
+              <w:instrText xml:space="preserve"> PAGEREF _Toc194904730 \h </w:instrText>
             </w:r>
             <w:r>
               <w:rPr>
@@ -151,7 +151,7 @@
               <w14:ligatures w14:val="standardContextual"/>
             </w:rPr>
           </w:pPr>
-          <w:hyperlink w:anchor="_Toc194904404" w:history="1">
+          <w:hyperlink w:anchor="_Toc194904731" w:history="1">
             <w:r>
               <w:rPr>
                 <w:rStyle w:val="Hyperlink"/>
@@ -178,7 +178,7 @@
                 <w:noProof/>
                 <w:webHidden/>
               </w:rPr>
-              <w:instrText xml:space="preserve"> PAGEREF _Toc194904404 \h </w:instrText>
+              <w:instrText xml:space="preserve"> PAGEREF _Toc194904731 \h </w:instrText>
             </w:r>
             <w:r>
               <w:rPr>
@@ -223,7 +223,7 @@
               <w14:ligatures w14:val="standardContextual"/>
             </w:rPr>
           </w:pPr>
-          <w:hyperlink w:anchor="_Toc194904405" w:history="1">
+          <w:hyperlink w:anchor="_Toc194904732" w:history="1">
             <w:r>
               <w:rPr>
                 <w:rStyle w:val="Hyperlink"/>
@@ -250,7 +250,7 @@
                 <w:noProof/>
                 <w:webHidden/>
               </w:rPr>
-              <w:instrText xml:space="preserve"> PAGEREF _Toc194904405 \h </w:instrText>
+              <w:instrText xml:space="preserve"> PAGEREF _Toc194904732 \h </w:instrText>
             </w:r>
             <w:r>
               <w:rPr>
@@ -297,7 +297,7 @@
       <w:pPr>
         <w:pStyle w:val="Heading1"/>
       </w:pPr>
-      <w:bookmarkStart w:id="1" w:name="_Toc194904404"/>
+      <w:bookmarkStart w:id="1" w:name="_Toc194904731"/>
       <w:r>
         <w:t xml:space="preserve">Find </w:t>
       </w:r>
@@ -1405,7 +1405,7 @@
       <w:pPr>
         <w:pStyle w:val="Heading2"/>
       </w:pPr>
-      <w:bookmarkStart w:id="4" w:name="_Toc194904405"/>
+      <w:bookmarkStart w:id="4" w:name="_Toc194904732"/>
       <w:bookmarkEnd w:id="3"/>
       <w:r>
         <w:t>Assignment Submission</w:t>
@@ -6646,6 +6646,7 @@
     <w:lsdException w:name="Title" w:qFormat="1"/>
     <w:lsdException w:name="Default Paragraph Font" w:uiPriority="1"/>
     <w:lsdException w:name="Subtitle" w:qFormat="1"/>
+    <w:lsdException w:name="Hyperlink" w:uiPriority="99"/>
     <w:lsdException w:name="Strong" w:qFormat="1"/>
     <w:lsdException w:name="Normal (Web)" w:uiPriority="99"/>
     <w:lsdException w:name="HTML Preformatted" w:semiHidden="1" w:unhideWhenUsed="1"/>
@@ -6923,7 +6924,7 @@
   <w:style w:type="paragraph" w:default="1" w:styleId="Normal">
     <w:name w:val="Normal"/>
     <w:qFormat/>
-    <w:rsid w:val="00AA7C1B"/>
+    <w:rsid w:val="007C47BE"/>
     <w:pPr>
       <w:spacing w:before="160" w:after="80" w:line="336" w:lineRule="auto"/>
     </w:pPr>
@@ -6938,7 +6939,7 @@
     <w:next w:val="Normal"/>
     <w:link w:val="Heading1Char"/>
     <w:qFormat/>
-    <w:rsid w:val="00AA7C1B"/>
+    <w:rsid w:val="007C47BE"/>
     <w:pPr>
       <w:keepNext/>
       <w:spacing w:before="400" w:after="200" w:line="240" w:lineRule="auto"/>
@@ -6958,7 +6959,7 @@
     <w:next w:val="Normal"/>
     <w:link w:val="Heading2Char"/>
     <w:qFormat/>
-    <w:rsid w:val="00AA7C1B"/>
+    <w:rsid w:val="007C47BE"/>
     <w:pPr>
       <w:keepNext/>
       <w:pBdr>
@@ -6982,7 +6983,7 @@
     <w:next w:val="Normal"/>
     <w:link w:val="Heading3Char"/>
     <w:qFormat/>
-    <w:rsid w:val="00AA7C1B"/>
+    <w:rsid w:val="007C47BE"/>
     <w:pPr>
       <w:keepNext/>
       <w:autoSpaceDE w:val="0"/>
@@ -7001,8 +7002,9 @@
   <w:style w:type="character" w:default="1" w:styleId="DefaultParagraphFont">
     <w:name w:val="Default Paragraph Font"/>
     <w:uiPriority w:val="1"/>
+    <w:semiHidden/>
     <w:unhideWhenUsed/>
-    <w:rsid w:val="00AA7C1B"/>
+    <w:rsid w:val="007C47BE"/>
   </w:style>
   <w:style w:type="table" w:default="1" w:styleId="TableNormal">
     <w:name w:val="Normal Table"/>
@@ -7024,21 +7026,22 @@
     <w:uiPriority w:val="99"/>
     <w:semiHidden/>
     <w:unhideWhenUsed/>
-    <w:rsid w:val="00AA7C1B"/>
+    <w:rsid w:val="007C47BE"/>
   </w:style>
   <w:style w:type="paragraph" w:styleId="ListParagraph">
     <w:name w:val="List Paragraph"/>
     <w:basedOn w:val="Normal"/>
     <w:uiPriority w:val="34"/>
     <w:qFormat/>
-    <w:rsid w:val="00AA7C1B"/>
+    <w:rsid w:val="007C47BE"/>
     <w:pPr>
       <w:ind w:left="720"/>
     </w:pPr>
   </w:style>
   <w:style w:type="character" w:styleId="Hyperlink">
     <w:name w:val="Hyperlink"/>
-    <w:rsid w:val="00AA7C1B"/>
+    <w:uiPriority w:val="99"/>
+    <w:rsid w:val="007C47BE"/>
     <w:rPr>
       <w:color w:val="0000FF"/>
       <w:u w:val="single"/>
@@ -7048,7 +7051,7 @@
     <w:name w:val="header"/>
     <w:basedOn w:val="Normal"/>
     <w:link w:val="HeaderChar"/>
-    <w:rsid w:val="00AA7C1B"/>
+    <w:rsid w:val="007C47BE"/>
     <w:pPr>
       <w:tabs>
         <w:tab w:val="left" w:pos="5040"/>
@@ -7074,7 +7077,7 @@
     <w:name w:val="footer"/>
     <w:basedOn w:val="Normal"/>
     <w:link w:val="FooterChar"/>
-    <w:rsid w:val="00AA7C1B"/>
+    <w:rsid w:val="007C47BE"/>
     <w:pPr>
       <w:pBdr>
         <w:top w:val="single" w:sz="4" w:space="1" w:color="auto"/>
@@ -7114,7 +7117,7 @@
   </w:style>
   <w:style w:type="character" w:styleId="FollowedHyperlink">
     <w:name w:val="FollowedHyperlink"/>
-    <w:rsid w:val="00AA7C1B"/>
+    <w:rsid w:val="007C47BE"/>
     <w:rPr>
       <w:color w:val="800080"/>
       <w:u w:val="single"/>
@@ -7150,7 +7153,7 @@
   <w:style w:type="paragraph" w:customStyle="1" w:styleId="NumberedHeading2">
     <w:name w:val="Numbered Heading 2"/>
     <w:basedOn w:val="Normal"/>
-    <w:rsid w:val="00AA7C1B"/>
+    <w:rsid w:val="007C47BE"/>
     <w:pPr>
       <w:numPr>
         <w:numId w:val="1"/>
@@ -7160,7 +7163,7 @@
   <w:style w:type="paragraph" w:customStyle="1" w:styleId="Outlinenumbering">
     <w:name w:val="Outline numbering"/>
     <w:basedOn w:val="Normal"/>
-    <w:rsid w:val="00AA7C1B"/>
+    <w:rsid w:val="007C47BE"/>
     <w:pPr>
       <w:numPr>
         <w:numId w:val="2"/>
@@ -7178,7 +7181,7 @@
   <w:style w:type="character" w:styleId="PageNumber">
     <w:name w:val="page number"/>
     <w:basedOn w:val="DefaultParagraphFont"/>
-    <w:rsid w:val="00AA7C1B"/>
+    <w:rsid w:val="007C47BE"/>
   </w:style>
   <w:style w:type="paragraph" w:customStyle="1" w:styleId="Default">
     <w:name w:val="Default"/>
@@ -7213,7 +7216,7 @@
     <w:uiPriority w:val="39"/>
     <w:unhideWhenUsed/>
     <w:qFormat/>
-    <w:rsid w:val="00AA7C1B"/>
+    <w:rsid w:val="007C47BE"/>
     <w:pPr>
       <w:keepLines/>
       <w:spacing w:after="0" w:line="259" w:lineRule="auto"/>
@@ -7233,7 +7236,7 @@
     <w:autoRedefine/>
     <w:uiPriority w:val="39"/>
     <w:unhideWhenUsed/>
-    <w:rsid w:val="00AA7C1B"/>
+    <w:rsid w:val="007C47BE"/>
     <w:pPr>
       <w:spacing w:after="100" w:line="240" w:lineRule="auto"/>
     </w:pPr>
@@ -7245,7 +7248,7 @@
     <w:autoRedefine/>
     <w:uiPriority w:val="39"/>
     <w:unhideWhenUsed/>
-    <w:rsid w:val="00AA7C1B"/>
+    <w:rsid w:val="007C47BE"/>
     <w:pPr>
       <w:spacing w:after="100" w:line="240" w:lineRule="auto"/>
       <w:ind w:left="202"/>
@@ -7289,7 +7292,7 @@
     <w:autoRedefine/>
     <w:uiPriority w:val="39"/>
     <w:unhideWhenUsed/>
-    <w:rsid w:val="00AA7C1B"/>
+    <w:rsid w:val="007C47BE"/>
     <w:pPr>
       <w:spacing w:after="100" w:line="240" w:lineRule="auto"/>
       <w:ind w:left="403"/>
@@ -7313,7 +7316,7 @@
     <w:name w:val="Code"/>
     <w:basedOn w:val="Normal"/>
     <w:qFormat/>
-    <w:rsid w:val="00AA7C1B"/>
+    <w:rsid w:val="007C47BE"/>
     <w:pPr>
       <w:spacing w:before="80" w:line="240" w:lineRule="auto"/>
     </w:pPr>
@@ -7511,6 +7514,7 @@
   <w:rsids>
     <w:rsidRoot w:val="00F54C4C"/>
     <w:rsid w:val="003C78FD"/>
+    <w:rsid w:val="00464144"/>
     <w:rsid w:val="008A25A0"/>
     <w:rsid w:val="00A1717B"/>
     <w:rsid w:val="00B93910"/>
